--- a/Project_Docs_D7/Handoff_Checklist_and_Verification_Log.docx
+++ b/Project_Docs_D7/Handoff_Checklist_and_Verification_Log.docx
@@ -2,15 +2,14 @@
 <file path=word/document.xml><?xml version="1.0" encoding="utf-8"?>
 <w:document xmlns:w="http://schemas.openxmlformats.org/wordprocessingml/2006/main" xmlns:m="http://schemas.openxmlformats.org/officeDocument/2006/math" xmlns:r="http://schemas.openxmlformats.org/officeDocument/2006/relationships" xmlns:o="urn:schemas-microsoft-com:office:office" xmlns:v="urn:schemas-microsoft-com:vml" xmlns:w10="urn:schemas-microsoft-com:office:word" xmlns:a="http://schemas.openxmlformats.org/drawingml/2006/main" xmlns:pic="http://schemas.openxmlformats.org/drawingml/2006/picture" xmlns:wp="http://schemas.openxmlformats.org/drawingml/2006/wordprocessingDrawing">
   <w:body>
+    <w:bookmarkStart w:id="20" w:name="handoff-checklist-and-verification-log"/>
     <w:p>
       <w:pPr>
         <w:pStyle w:val="Heading1"/>
       </w:pPr>
-      <w:bookmarkStart w:id="20" w:name="handoff-checklist-and-verification-log"/>
       <w:r>
         <w:t xml:space="preserve">Handoff Checklist and Verification Log</w:t>
       </w:r>
-      <w:bookmarkEnd w:id="20"/>
     </w:p>
     <w:p>
       <w:pPr>
@@ -19,6 +18,7 @@
       <w:r>
         <w:rPr>
           <w:b/>
+          <w:bCs/>
         </w:rPr>
         <w:t xml:space="preserve">Status date:</w:t>
       </w:r>
@@ -34,6 +34,7 @@
       <w:r>
         <w:rPr>
           <w:b/>
+          <w:bCs/>
         </w:rPr>
         <w:t xml:space="preserve">Project:</w:t>
       </w:r>
@@ -49,13 +50,14 @@
       <w:r>
         <w:rPr>
           <w:b/>
+          <w:bCs/>
         </w:rPr>
         <w:t xml:space="preserve">Live URL:</w:t>
       </w:r>
       <w:r>
         <w:t xml:space="preserve"> </w:t>
       </w:r>
-      <w:hyperlink r:id="rId21">
+      <w:hyperlink r:id="rId9">
         <w:r>
           <w:rPr>
             <w:rStyle w:val="Hyperlink"/>
@@ -69,13 +71,14 @@
       <w:r>
         <w:rPr>
           <w:b/>
+          <w:bCs/>
         </w:rPr>
         <w:t xml:space="preserve">Repository:</w:t>
       </w:r>
       <w:r>
         <w:t xml:space="preserve"> </w:t>
       </w:r>
-      <w:hyperlink r:id="rId22">
+      <w:hyperlink r:id="rId10">
         <w:r>
           <w:rPr>
             <w:rStyle w:val="Hyperlink"/>
@@ -107,44 +110,36 @@
         <w:t xml:space="preserve">entries before Brightspace submission and stakeholder approval. The verification log captures the dated runs that prove the build is shippable.</w:t>
       </w:r>
     </w:p>
+    <w:bookmarkStart w:id="12" w:name="checklist-per-deliverable-7-spec"/>
     <w:p>
       <w:pPr>
         <w:pStyle w:val="Heading2"/>
       </w:pPr>
-      <w:bookmarkStart w:id="23" w:name="checklist-per-deliverable-7-spec"/>
       <w:r>
         <w:t xml:space="preserve">Checklist (per Deliverable 7 spec)</w:t>
       </w:r>
-      <w:bookmarkEnd w:id="23"/>
     </w:p>
     <w:tbl>
       <w:tblPr>
         <w:tblStyle w:val="Table"/>
-        <w:tblW w:type="pct" w:w="0.0"/>
-        <w:tblLook w:firstRow="1"/>
+        <w:tblW w:type="auto" w:w="0"/>
+        <w:tblLook w:firstRow="1" w:lastRow="0" w:firstColumn="0" w:lastColumn="0" w:noHBand="0" w:noVBand="0" w:val="0020"/>
       </w:tblPr>
       <w:tblGrid>
-        <w:gridCol w:w="2340"/>
-        <w:gridCol w:w="2340"/>
-        <w:gridCol w:w="2340"/>
-        <w:gridCol w:w="2340"/>
+        <w:gridCol w:w="1980"/>
+        <w:gridCol w:w="1980"/>
+        <w:gridCol w:w="1980"/>
+        <w:gridCol w:w="1980"/>
       </w:tblGrid>
-      <w:tblGrid/>
       <w:tr>
         <w:trPr>
-          <w:cnfStyle w:firstRow="1"/>
+          <w:tblHeader w:val="on"/>
         </w:trPr>
         <w:tc>
-          <w:tcPr>
-            <w:tcBorders>
-              <w:bottom w:val="single"/>
-            </w:tcBorders>
-            <w:vAlign w:val="bottom"/>
-          </w:tcPr>
-          <w:p>
-            <w:pPr>
-              <w:pStyle w:val="Compact"/>
-              <w:jc w:val="left"/>
+          <w:tcPr/>
+          <w:p>
+            <w:pPr>
+              <w:pStyle w:val="Compact"/>
             </w:pPr>
             <w:r>
               <w:t xml:space="preserve">#</w:t>
@@ -152,16 +147,10 @@
           </w:p>
         </w:tc>
         <w:tc>
-          <w:tcPr>
-            <w:tcBorders>
-              <w:bottom w:val="single"/>
-            </w:tcBorders>
-            <w:vAlign w:val="bottom"/>
-          </w:tcPr>
-          <w:p>
-            <w:pPr>
-              <w:pStyle w:val="Compact"/>
-              <w:jc w:val="left"/>
+          <w:tcPr/>
+          <w:p>
+            <w:pPr>
+              <w:pStyle w:val="Compact"/>
             </w:pPr>
             <w:r>
               <w:t xml:space="preserve">Item</w:t>
@@ -169,16 +158,10 @@
           </w:p>
         </w:tc>
         <w:tc>
-          <w:tcPr>
-            <w:tcBorders>
-              <w:bottom w:val="single"/>
-            </w:tcBorders>
-            <w:vAlign w:val="bottom"/>
-          </w:tcPr>
-          <w:p>
-            <w:pPr>
-              <w:pStyle w:val="Compact"/>
-              <w:jc w:val="left"/>
+          <w:tcPr/>
+          <w:p>
+            <w:pPr>
+              <w:pStyle w:val="Compact"/>
             </w:pPr>
             <w:r>
               <w:t xml:space="preserve">Status</w:t>
@@ -186,16 +169,10 @@
           </w:p>
         </w:tc>
         <w:tc>
-          <w:tcPr>
-            <w:tcBorders>
-              <w:bottom w:val="single"/>
-            </w:tcBorders>
-            <w:vAlign w:val="bottom"/>
-          </w:tcPr>
-          <w:p>
-            <w:pPr>
-              <w:pStyle w:val="Compact"/>
-              <w:jc w:val="left"/>
+          <w:tcPr/>
+          <w:p>
+            <w:pPr>
+              <w:pStyle w:val="Compact"/>
             </w:pPr>
             <w:r>
               <w:t xml:space="preserve">Evidence / Owner</w:t>
@@ -205,10 +182,10 @@
       </w:tr>
       <w:tr>
         <w:tc>
-          <w:p>
-            <w:pPr>
-              <w:pStyle w:val="Compact"/>
-              <w:jc w:val="left"/>
+          <w:tcPr/>
+          <w:p>
+            <w:pPr>
+              <w:pStyle w:val="Compact"/>
             </w:pPr>
             <w:r>
               <w:t xml:space="preserve">1</w:t>
@@ -216,10 +193,10 @@
           </w:p>
         </w:tc>
         <w:tc>
-          <w:p>
-            <w:pPr>
-              <w:pStyle w:val="Compact"/>
-              <w:jc w:val="left"/>
+          <w:tcPr/>
+          <w:p>
+            <w:pPr>
+              <w:pStyle w:val="Compact"/>
             </w:pPr>
             <w:r>
               <w:t xml:space="preserve">Stakeholder owns everything (GitHub, cloud accounts, services)</w:t>
@@ -227,10 +204,10 @@
           </w:p>
         </w:tc>
         <w:tc>
-          <w:p>
-            <w:pPr>
-              <w:pStyle w:val="Compact"/>
-              <w:jc w:val="left"/>
+          <w:tcPr/>
+          <w:p>
+            <w:pPr>
+              <w:pStyle w:val="Compact"/>
             </w:pPr>
             <w:r>
               <w:t xml:space="preserve">Pending</w:t>
@@ -238,10 +215,10 @@
           </w:p>
         </w:tc>
         <w:tc>
-          <w:p>
-            <w:pPr>
-              <w:pStyle w:val="Compact"/>
-              <w:jc w:val="left"/>
+          <w:tcPr/>
+          <w:p>
+            <w:pPr>
+              <w:pStyle w:val="Compact"/>
             </w:pPr>
             <w:r>
               <w:t xml:space="preserve">Stakeholder must confirm Owner/Admin on</w:t>
@@ -278,10 +255,10 @@
       </w:tr>
       <w:tr>
         <w:tc>
-          <w:p>
-            <w:pPr>
-              <w:pStyle w:val="Compact"/>
-              <w:jc w:val="left"/>
+          <w:tcPr/>
+          <w:p>
+            <w:pPr>
+              <w:pStyle w:val="Compact"/>
             </w:pPr>
             <w:r>
               <w:t xml:space="preserve">2</w:t>
@@ -289,10 +266,10 @@
           </w:p>
         </w:tc>
         <w:tc>
-          <w:p>
-            <w:pPr>
-              <w:pStyle w:val="Compact"/>
-              <w:jc w:val="left"/>
+          <w:tcPr/>
+          <w:p>
+            <w:pPr>
+              <w:pStyle w:val="Compact"/>
             </w:pPr>
             <w:r>
               <w:t xml:space="preserve">Logins handed over safely (passwords/keys + 2FA/recovery to stakeholder)</w:t>
@@ -300,10 +277,10 @@
           </w:p>
         </w:tc>
         <w:tc>
-          <w:p>
-            <w:pPr>
-              <w:pStyle w:val="Compact"/>
-              <w:jc w:val="left"/>
+          <w:tcPr/>
+          <w:p>
+            <w:pPr>
+              <w:pStyle w:val="Compact"/>
             </w:pPr>
             <w:r>
               <w:t xml:space="preserve">Pending</w:t>
@@ -311,10 +288,10 @@
           </w:p>
         </w:tc>
         <w:tc>
-          <w:p>
-            <w:pPr>
-              <w:pStyle w:val="Compact"/>
-              <w:jc w:val="left"/>
+          <w:tcPr/>
+          <w:p>
+            <w:pPr>
+              <w:pStyle w:val="Compact"/>
             </w:pPr>
             <w:r>
               <w:t xml:space="preserve">Use stakeholder-approved secure channel; never email or chat. Operations Runbook §6 documents the rotation procedure.</w:t>
@@ -324,10 +301,10 @@
       </w:tr>
       <w:tr>
         <w:tc>
-          <w:p>
-            <w:pPr>
-              <w:pStyle w:val="Compact"/>
-              <w:jc w:val="left"/>
+          <w:tcPr/>
+          <w:p>
+            <w:pPr>
+              <w:pStyle w:val="Compact"/>
             </w:pPr>
             <w:r>
               <w:t xml:space="preserve">3</w:t>
@@ -335,10 +312,10 @@
           </w:p>
         </w:tc>
         <w:tc>
-          <w:p>
-            <w:pPr>
-              <w:pStyle w:val="Compact"/>
-              <w:jc w:val="left"/>
+          <w:tcPr/>
+          <w:p>
+            <w:pPr>
+              <w:pStyle w:val="Compact"/>
             </w:pPr>
             <w:r>
               <w:t xml:space="preserve">Config template included (</w:t>
@@ -355,10 +332,10 @@
           </w:p>
         </w:tc>
         <w:tc>
-          <w:p>
-            <w:pPr>
-              <w:pStyle w:val="Compact"/>
-              <w:jc w:val="left"/>
+          <w:tcPr/>
+          <w:p>
+            <w:pPr>
+              <w:pStyle w:val="Compact"/>
             </w:pPr>
             <w:r>
               <w:t xml:space="preserve">Done</w:t>
@@ -366,10 +343,10 @@
           </w:p>
         </w:tc>
         <w:tc>
-          <w:p>
-            <w:pPr>
-              <w:pStyle w:val="Compact"/>
-              <w:jc w:val="left"/>
+          <w:tcPr/>
+          <w:p>
+            <w:pPr>
+              <w:pStyle w:val="Compact"/>
             </w:pPr>
             <w:r>
               <w:rPr>
@@ -388,10 +365,10 @@
       </w:tr>
       <w:tr>
         <w:tc>
-          <w:p>
-            <w:pPr>
-              <w:pStyle w:val="Compact"/>
-              <w:jc w:val="left"/>
+          <w:tcPr/>
+          <w:p>
+            <w:pPr>
+              <w:pStyle w:val="Compact"/>
             </w:pPr>
             <w:r>
               <w:t xml:space="preserve">4</w:t>
@@ -399,10 +376,10 @@
           </w:p>
         </w:tc>
         <w:tc>
-          <w:p>
-            <w:pPr>
-              <w:pStyle w:val="Compact"/>
-              <w:jc w:val="left"/>
+          <w:tcPr/>
+          <w:p>
+            <w:pPr>
+              <w:pStyle w:val="Compact"/>
             </w:pPr>
             <w:r>
               <w:t xml:space="preserve">Instructions proven to work (someone outside the build team followed them)</w:t>
@@ -410,10 +387,10 @@
           </w:p>
         </w:tc>
         <w:tc>
-          <w:p>
-            <w:pPr>
-              <w:pStyle w:val="Compact"/>
-              <w:jc w:val="left"/>
+          <w:tcPr/>
+          <w:p>
+            <w:pPr>
+              <w:pStyle w:val="Compact"/>
             </w:pPr>
             <w:r>
               <w:t xml:space="preserve">Pending</w:t>
@@ -421,10 +398,10 @@
           </w:p>
         </w:tc>
         <w:tc>
-          <w:p>
-            <w:pPr>
-              <w:pStyle w:val="Compact"/>
-              <w:jc w:val="left"/>
+          <w:tcPr/>
+          <w:p>
+            <w:pPr>
+              <w:pStyle w:val="Compact"/>
             </w:pPr>
             <w:r>
               <w:t xml:space="preserve">Stakeholder or mentor follows</w:t>
@@ -449,10 +426,10 @@
       </w:tr>
       <w:tr>
         <w:tc>
-          <w:p>
-            <w:pPr>
-              <w:pStyle w:val="Compact"/>
-              <w:jc w:val="left"/>
+          <w:tcPr/>
+          <w:p>
+            <w:pPr>
+              <w:pStyle w:val="Compact"/>
             </w:pPr>
             <w:r>
               <w:t xml:space="preserve">5</w:t>
@@ -460,10 +437,10 @@
           </w:p>
         </w:tc>
         <w:tc>
-          <w:p>
-            <w:pPr>
-              <w:pStyle w:val="Compact"/>
-              <w:jc w:val="left"/>
+          <w:tcPr/>
+          <w:p>
+            <w:pPr>
+              <w:pStyle w:val="Compact"/>
             </w:pPr>
             <w:r>
               <w:t xml:space="preserve">Live site works (basic smoke test)</w:t>
@@ -471,10 +448,10 @@
           </w:p>
         </w:tc>
         <w:tc>
-          <w:p>
-            <w:pPr>
-              <w:pStyle w:val="Compact"/>
-              <w:jc w:val="left"/>
+          <w:tcPr/>
+          <w:p>
+            <w:pPr>
+              <w:pStyle w:val="Compact"/>
             </w:pPr>
             <w:r>
               <w:t xml:space="preserve">Done (team) / Pending (stakeholder)</w:t>
@@ -482,10 +459,10 @@
           </w:p>
         </w:tc>
         <w:tc>
-          <w:p>
-            <w:pPr>
-              <w:pStyle w:val="Compact"/>
-              <w:jc w:val="left"/>
+          <w:tcPr/>
+          <w:p>
+            <w:pPr>
+              <w:pStyle w:val="Compact"/>
             </w:pPr>
             <w:r>
               <w:t xml:space="preserve">Team has confirmed</w:t>
@@ -493,7 +470,7 @@
             <w:r>
               <w:t xml:space="preserve"> </w:t>
             </w:r>
-            <w:hyperlink r:id="rId21">
+            <w:hyperlink r:id="rId9">
               <w:r>
                 <w:rPr>
                   <w:rStyle w:val="Hyperlink"/>
@@ -527,10 +504,10 @@
       </w:tr>
       <w:tr>
         <w:tc>
-          <w:p>
-            <w:pPr>
-              <w:pStyle w:val="Compact"/>
-              <w:jc w:val="left"/>
+          <w:tcPr/>
+          <w:p>
+            <w:pPr>
+              <w:pStyle w:val="Compact"/>
             </w:pPr>
             <w:r>
               <w:t xml:space="preserve">6</w:t>
@@ -538,10 +515,10 @@
           </w:p>
         </w:tc>
         <w:tc>
-          <w:p>
-            <w:pPr>
-              <w:pStyle w:val="Compact"/>
-              <w:jc w:val="left"/>
+          <w:tcPr/>
+          <w:p>
+            <w:pPr>
+              <w:pStyle w:val="Compact"/>
             </w:pPr>
             <w:r>
               <w:t xml:space="preserve">"In case of trouble" guide present</w:t>
@@ -549,10 +526,10 @@
           </w:p>
         </w:tc>
         <w:tc>
-          <w:p>
-            <w:pPr>
-              <w:pStyle w:val="Compact"/>
-              <w:jc w:val="left"/>
+          <w:tcPr/>
+          <w:p>
+            <w:pPr>
+              <w:pStyle w:val="Compact"/>
             </w:pPr>
             <w:r>
               <w:t xml:space="preserve">Done</w:t>
@@ -560,10 +537,10 @@
           </w:p>
         </w:tc>
         <w:tc>
-          <w:p>
-            <w:pPr>
-              <w:pStyle w:val="Compact"/>
-              <w:jc w:val="left"/>
+          <w:tcPr/>
+          <w:p>
+            <w:pPr>
+              <w:pStyle w:val="Compact"/>
             </w:pPr>
             <w:r>
               <w:rPr>
@@ -579,10 +556,10 @@
       </w:tr>
       <w:tr>
         <w:tc>
-          <w:p>
-            <w:pPr>
-              <w:pStyle w:val="Compact"/>
-              <w:jc w:val="left"/>
+          <w:tcPr/>
+          <w:p>
+            <w:pPr>
+              <w:pStyle w:val="Compact"/>
             </w:pPr>
             <w:r>
               <w:t xml:space="preserve">7</w:t>
@@ -590,10 +567,10 @@
           </w:p>
         </w:tc>
         <w:tc>
-          <w:p>
-            <w:pPr>
-              <w:pStyle w:val="Compact"/>
-              <w:jc w:val="left"/>
+          <w:tcPr/>
+          <w:p>
+            <w:pPr>
+              <w:pStyle w:val="Compact"/>
             </w:pPr>
             <w:r>
               <w:t xml:space="preserve">Quick API/data guide present</w:t>
@@ -601,10 +578,10 @@
           </w:p>
         </w:tc>
         <w:tc>
-          <w:p>
-            <w:pPr>
-              <w:pStyle w:val="Compact"/>
-              <w:jc w:val="left"/>
+          <w:tcPr/>
+          <w:p>
+            <w:pPr>
+              <w:pStyle w:val="Compact"/>
             </w:pPr>
             <w:r>
               <w:t xml:space="preserve">Done</w:t>
@@ -612,10 +589,10 @@
           </w:p>
         </w:tc>
         <w:tc>
-          <w:p>
-            <w:pPr>
-              <w:pStyle w:val="Compact"/>
-              <w:jc w:val="left"/>
+          <w:tcPr/>
+          <w:p>
+            <w:pPr>
+              <w:pStyle w:val="Compact"/>
             </w:pPr>
             <w:r>
               <w:rPr>
@@ -631,10 +608,10 @@
       </w:tr>
       <w:tr>
         <w:tc>
-          <w:p>
-            <w:pPr>
-              <w:pStyle w:val="Compact"/>
-              <w:jc w:val="left"/>
+          <w:tcPr/>
+          <w:p>
+            <w:pPr>
+              <w:pStyle w:val="Compact"/>
             </w:pPr>
             <w:r>
               <w:t xml:space="preserve">8</w:t>
@@ -642,10 +619,10 @@
           </w:p>
         </w:tc>
         <w:tc>
-          <w:p>
-            <w:pPr>
-              <w:pStyle w:val="Compact"/>
-              <w:jc w:val="left"/>
+          <w:tcPr/>
+          <w:p>
+            <w:pPr>
+              <w:pStyle w:val="Compact"/>
             </w:pPr>
             <w:r>
               <w:t xml:space="preserve">How to run tests + gaps documented</w:t>
@@ -653,10 +630,10 @@
           </w:p>
         </w:tc>
         <w:tc>
-          <w:p>
-            <w:pPr>
-              <w:pStyle w:val="Compact"/>
-              <w:jc w:val="left"/>
+          <w:tcPr/>
+          <w:p>
+            <w:pPr>
+              <w:pStyle w:val="Compact"/>
             </w:pPr>
             <w:r>
               <w:t xml:space="preserve">Done</w:t>
@@ -664,10 +641,10 @@
           </w:p>
         </w:tc>
         <w:tc>
-          <w:p>
-            <w:pPr>
-              <w:pStyle w:val="Compact"/>
-              <w:jc w:val="left"/>
+          <w:tcPr/>
+          <w:p>
+            <w:pPr>
+              <w:pStyle w:val="Compact"/>
             </w:pPr>
             <w:r>
               <w:rPr>
@@ -683,10 +660,10 @@
       </w:tr>
       <w:tr>
         <w:tc>
-          <w:p>
-            <w:pPr>
-              <w:pStyle w:val="Compact"/>
-              <w:jc w:val="left"/>
+          <w:tcPr/>
+          <w:p>
+            <w:pPr>
+              <w:pStyle w:val="Compact"/>
             </w:pPr>
             <w:r>
               <w:t xml:space="preserve">9</w:t>
@@ -694,10 +671,10 @@
           </w:p>
         </w:tc>
         <w:tc>
-          <w:p>
-            <w:pPr>
-              <w:pStyle w:val="Compact"/>
-              <w:jc w:val="left"/>
+          <w:tcPr/>
+          <w:p>
+            <w:pPr>
+              <w:pStyle w:val="Compact"/>
             </w:pPr>
             <w:r>
               <w:t xml:space="preserve">To-do list with priorities</w:t>
@@ -705,10 +682,10 @@
           </w:p>
         </w:tc>
         <w:tc>
-          <w:p>
-            <w:pPr>
-              <w:pStyle w:val="Compact"/>
-              <w:jc w:val="left"/>
+          <w:tcPr/>
+          <w:p>
+            <w:pPr>
+              <w:pStyle w:val="Compact"/>
             </w:pPr>
             <w:r>
               <w:t xml:space="preserve">Done</w:t>
@@ -716,10 +693,10 @@
           </w:p>
         </w:tc>
         <w:tc>
-          <w:p>
-            <w:pPr>
-              <w:pStyle w:val="Compact"/>
-              <w:jc w:val="left"/>
+          <w:tcPr/>
+          <w:p>
+            <w:pPr>
+              <w:pStyle w:val="Compact"/>
             </w:pPr>
             <w:r>
               <w:rPr>
@@ -735,10 +712,10 @@
       </w:tr>
       <w:tr>
         <w:tc>
-          <w:p>
-            <w:pPr>
-              <w:pStyle w:val="Compact"/>
-              <w:jc w:val="left"/>
+          <w:tcPr/>
+          <w:p>
+            <w:pPr>
+              <w:pStyle w:val="Compact"/>
             </w:pPr>
             <w:r>
               <w:t xml:space="preserve">10</w:t>
@@ -746,10 +723,10 @@
           </w:p>
         </w:tc>
         <w:tc>
-          <w:p>
-            <w:pPr>
-              <w:pStyle w:val="Compact"/>
-              <w:jc w:val="left"/>
+          <w:tcPr/>
+          <w:p>
+            <w:pPr>
+              <w:pStyle w:val="Compact"/>
             </w:pPr>
             <w:r>
               <w:t xml:space="preserve">Changes documented + final tag</w:t>
@@ -757,10 +734,10 @@
           </w:p>
         </w:tc>
         <w:tc>
-          <w:p>
-            <w:pPr>
-              <w:pStyle w:val="Compact"/>
-              <w:jc w:val="left"/>
+          <w:tcPr/>
+          <w:p>
+            <w:pPr>
+              <w:pStyle w:val="Compact"/>
             </w:pPr>
             <w:r>
               <w:t xml:space="preserve">Pending</w:t>
@@ -768,10 +745,10 @@
           </w:p>
         </w:tc>
         <w:tc>
-          <w:p>
-            <w:pPr>
-              <w:pStyle w:val="Compact"/>
-              <w:jc w:val="left"/>
+          <w:tcPr/>
+          <w:p>
+            <w:pPr>
+              <w:pStyle w:val="Compact"/>
             </w:pPr>
             <w:r>
               <w:t xml:space="preserve">Changelog (</w:t>
@@ -805,10 +782,10 @@
       </w:tr>
       <w:tr>
         <w:tc>
-          <w:p>
-            <w:pPr>
-              <w:pStyle w:val="Compact"/>
-              <w:jc w:val="left"/>
+          <w:tcPr/>
+          <w:p>
+            <w:pPr>
+              <w:pStyle w:val="Compact"/>
             </w:pPr>
             <w:r>
               <w:t xml:space="preserve">11</w:t>
@@ -816,10 +793,10 @@
           </w:p>
         </w:tc>
         <w:tc>
-          <w:p>
-            <w:pPr>
-              <w:pStyle w:val="Compact"/>
-              <w:jc w:val="left"/>
+          <w:tcPr/>
+          <w:p>
+            <w:pPr>
+              <w:pStyle w:val="Compact"/>
             </w:pPr>
             <w:r>
               <w:t xml:space="preserve">Demo video saved and linked</w:t>
@@ -827,10 +804,10 @@
           </w:p>
         </w:tc>
         <w:tc>
-          <w:p>
-            <w:pPr>
-              <w:pStyle w:val="Compact"/>
-              <w:jc w:val="left"/>
+          <w:tcPr/>
+          <w:p>
+            <w:pPr>
+              <w:pStyle w:val="Compact"/>
             </w:pPr>
             <w:r>
               <w:t xml:space="preserve">Pending</w:t>
@@ -838,10 +815,10 @@
           </w:p>
         </w:tc>
         <w:tc>
-          <w:p>
-            <w:pPr>
-              <w:pStyle w:val="Compact"/>
-              <w:jc w:val="left"/>
+          <w:tcPr/>
+          <w:p>
+            <w:pPr>
+              <w:pStyle w:val="Compact"/>
             </w:pPr>
             <w:r>
               <w:t xml:space="preserve">Script:</w:t>
@@ -890,10 +867,10 @@
       </w:tr>
       <w:tr>
         <w:tc>
-          <w:p>
-            <w:pPr>
-              <w:pStyle w:val="Compact"/>
-              <w:jc w:val="left"/>
+          <w:tcPr/>
+          <w:p>
+            <w:pPr>
+              <w:pStyle w:val="Compact"/>
             </w:pPr>
             <w:r>
               <w:t xml:space="preserve">12</w:t>
@@ -901,10 +878,10 @@
           </w:p>
         </w:tc>
         <w:tc>
-          <w:p>
-            <w:pPr>
-              <w:pStyle w:val="Compact"/>
-              <w:jc w:val="left"/>
+          <w:tcPr/>
+          <w:p>
+            <w:pPr>
+              <w:pStyle w:val="Compact"/>
             </w:pPr>
             <w:r>
               <w:t xml:space="preserve">Expiry dates noted</w:t>
@@ -912,10 +889,10 @@
           </w:p>
         </w:tc>
         <w:tc>
-          <w:p>
-            <w:pPr>
-              <w:pStyle w:val="Compact"/>
-              <w:jc w:val="left"/>
+          <w:tcPr/>
+          <w:p>
+            <w:pPr>
+              <w:pStyle w:val="Compact"/>
             </w:pPr>
             <w:r>
               <w:t xml:space="preserve">Pending</w:t>
@@ -923,10 +900,10 @@
           </w:p>
         </w:tc>
         <w:tc>
-          <w:p>
-            <w:pPr>
-              <w:pStyle w:val="Compact"/>
-              <w:jc w:val="left"/>
+          <w:tcPr/>
+          <w:p>
+            <w:pPr>
+              <w:pStyle w:val="Compact"/>
             </w:pPr>
             <w:r>
               <w:t xml:space="preserve">Operations Runbook §10 — stakeholder fills in IAM/SSH/domain/TLS dates.</w:t>
@@ -936,10 +913,10 @@
       </w:tr>
       <w:tr>
         <w:tc>
-          <w:p>
-            <w:pPr>
-              <w:pStyle w:val="Compact"/>
-              <w:jc w:val="left"/>
+          <w:tcPr/>
+          <w:p>
+            <w:pPr>
+              <w:pStyle w:val="Compact"/>
             </w:pPr>
             <w:r>
               <w:t xml:space="preserve">13</w:t>
@@ -947,10 +924,10 @@
           </w:p>
         </w:tc>
         <w:tc>
-          <w:p>
-            <w:pPr>
-              <w:pStyle w:val="Compact"/>
-              <w:jc w:val="left"/>
+          <w:tcPr/>
+          <w:p>
+            <w:pPr>
+              <w:pStyle w:val="Compact"/>
             </w:pPr>
             <w:r>
               <w:t xml:space="preserve">Stakeholder sign-off</w:t>
@@ -958,10 +935,10 @@
           </w:p>
         </w:tc>
         <w:tc>
-          <w:p>
-            <w:pPr>
-              <w:pStyle w:val="Compact"/>
-              <w:jc w:val="left"/>
+          <w:tcPr/>
+          <w:p>
+            <w:pPr>
+              <w:pStyle w:val="Compact"/>
             </w:pPr>
             <w:r>
               <w:t xml:space="preserve">Pending</w:t>
@@ -969,10 +946,10 @@
           </w:p>
         </w:tc>
         <w:tc>
-          <w:p>
-            <w:pPr>
-              <w:pStyle w:val="Compact"/>
-              <w:jc w:val="left"/>
+          <w:tcPr/>
+          <w:p>
+            <w:pPr>
+              <w:pStyle w:val="Compact"/>
             </w:pPr>
             <w:r>
               <w:t xml:space="preserve">Email cover note:</w:t>
@@ -993,42 +970,34 @@
         </w:tc>
       </w:tr>
     </w:tbl>
+    <w:bookmarkStart w:id="11" w:name="quality-self-check-per-spec"/>
     <w:p>
       <w:pPr>
         <w:pStyle w:val="Heading3"/>
       </w:pPr>
-      <w:bookmarkStart w:id="24" w:name="quality-self-check-per-spec"/>
       <w:r>
         <w:t xml:space="preserve">Quality self-check (per spec)</w:t>
       </w:r>
-      <w:bookmarkEnd w:id="24"/>
     </w:p>
     <w:tbl>
       <w:tblPr>
         <w:tblStyle w:val="Table"/>
-        <w:tblW w:type="pct" w:w="0.0"/>
-        <w:tblLook w:firstRow="1"/>
+        <w:tblW w:type="auto" w:w="0"/>
+        <w:tblLook w:firstRow="1" w:lastRow="0" w:firstColumn="0" w:lastColumn="0" w:noHBand="0" w:noVBand="0" w:val="0020"/>
       </w:tblPr>
       <w:tblGrid>
-        <w:gridCol w:w="4680"/>
-        <w:gridCol w:w="4680"/>
+        <w:gridCol w:w="3960"/>
+        <w:gridCol w:w="3960"/>
       </w:tblGrid>
-      <w:tblGrid/>
       <w:tr>
         <w:trPr>
-          <w:cnfStyle w:firstRow="1"/>
+          <w:tblHeader w:val="on"/>
         </w:trPr>
         <w:tc>
-          <w:tcPr>
-            <w:tcBorders>
-              <w:bottom w:val="single"/>
-            </w:tcBorders>
-            <w:vAlign w:val="bottom"/>
-          </w:tcPr>
-          <w:p>
-            <w:pPr>
-              <w:pStyle w:val="Compact"/>
-              <w:jc w:val="left"/>
+          <w:tcPr/>
+          <w:p>
+            <w:pPr>
+              <w:pStyle w:val="Compact"/>
             </w:pPr>
             <w:r>
               <w:t xml:space="preserve">Check</w:t>
@@ -1036,16 +1005,10 @@
           </w:p>
         </w:tc>
         <w:tc>
-          <w:tcPr>
-            <w:tcBorders>
-              <w:bottom w:val="single"/>
-            </w:tcBorders>
-            <w:vAlign w:val="bottom"/>
-          </w:tcPr>
-          <w:p>
-            <w:pPr>
-              <w:pStyle w:val="Compact"/>
-              <w:jc w:val="left"/>
+          <w:tcPr/>
+          <w:p>
+            <w:pPr>
+              <w:pStyle w:val="Compact"/>
             </w:pPr>
             <w:r>
               <w:t xml:space="preserve">Result</w:t>
@@ -1055,10 +1018,10 @@
       </w:tr>
       <w:tr>
         <w:tc>
-          <w:p>
-            <w:pPr>
-              <w:pStyle w:val="Compact"/>
-              <w:jc w:val="left"/>
+          <w:tcPr/>
+          <w:p>
+            <w:pPr>
+              <w:pStyle w:val="Compact"/>
             </w:pPr>
             <w:r>
               <w:t xml:space="preserve">Can a new dev clone, configure, run, deploy, and troubleshoot with only your docs?</w:t>
@@ -1066,10 +1029,10 @@
           </w:p>
         </w:tc>
         <w:tc>
-          <w:p>
-            <w:pPr>
-              <w:pStyle w:val="Compact"/>
-              <w:jc w:val="left"/>
+          <w:tcPr/>
+          <w:p>
+            <w:pPr>
+              <w:pStyle w:val="Compact"/>
             </w:pPr>
             <w:r>
               <w:t xml:space="preserve">Yes — README_QuickStart → Setup_and_Deployment_Guide → Operations_Runbook is the canonical path.</w:t>
@@ -1079,10 +1042,10 @@
       </w:tr>
       <w:tr>
         <w:tc>
-          <w:p>
-            <w:pPr>
-              <w:pStyle w:val="Compact"/>
-              <w:jc w:val="left"/>
+          <w:tcPr/>
+          <w:p>
+            <w:pPr>
+              <w:pStyle w:val="Compact"/>
             </w:pPr>
             <w:r>
               <w:t xml:space="preserve">Are 'secrets' safely transferred and in stakeholder control?</w:t>
@@ -1090,10 +1053,10 @@
           </w:p>
         </w:tc>
         <w:tc>
-          <w:p>
-            <w:pPr>
-              <w:pStyle w:val="Compact"/>
-              <w:jc w:val="left"/>
+          <w:tcPr/>
+          <w:p>
+            <w:pPr>
+              <w:pStyle w:val="Compact"/>
             </w:pPr>
             <w:r>
               <w:t xml:space="preserve">Pending until §1, §2 above are signed off and AWS keys + EC2 SSH key are rotated to stakeholder-issued values.</w:t>
@@ -1103,10 +1066,10 @@
       </w:tr>
       <w:tr>
         <w:tc>
-          <w:p>
-            <w:pPr>
-              <w:pStyle w:val="Compact"/>
-              <w:jc w:val="left"/>
+          <w:tcPr/>
+          <w:p>
+            <w:pPr>
+              <w:pStyle w:val="Compact"/>
             </w:pPr>
             <w:r>
               <w:t xml:space="preserve">Does the video clearly show value and current capability?</w:t>
@@ -1114,10 +1077,10 @@
           </w:p>
         </w:tc>
         <w:tc>
-          <w:p>
-            <w:pPr>
-              <w:pStyle w:val="Compact"/>
-              <w:jc w:val="left"/>
+          <w:tcPr/>
+          <w:p>
+            <w:pPr>
+              <w:pStyle w:val="Compact"/>
             </w:pPr>
             <w:r>
               <w:t xml:space="preserve">Pending — script is ready, recording is the next step.</w:t>
@@ -1127,10 +1090,10 @@
       </w:tr>
       <w:tr>
         <w:tc>
-          <w:p>
-            <w:pPr>
-              <w:pStyle w:val="Compact"/>
-              <w:jc w:val="left"/>
+          <w:tcPr/>
+          <w:p>
+            <w:pPr>
+              <w:pStyle w:val="Compact"/>
             </w:pPr>
             <w:r>
               <w:t xml:space="preserve">Are known issues and next steps honest and prioritized?</w:t>
@@ -1138,10 +1101,10 @@
           </w:p>
         </w:tc>
         <w:tc>
-          <w:p>
-            <w:pPr>
-              <w:pStyle w:val="Compact"/>
-              <w:jc w:val="left"/>
+          <w:tcPr/>
+          <w:p>
+            <w:pPr>
+              <w:pStyle w:val="Compact"/>
             </w:pPr>
             <w:r>
               <w:t xml:space="preserve">Yes — see</w:t>
@@ -1162,15 +1125,16 @@
         </w:tc>
       </w:tr>
     </w:tbl>
+    <w:bookmarkEnd w:id="11"/>
+    <w:bookmarkEnd w:id="12"/>
+    <w:bookmarkStart w:id="13" w:name="verification-log"/>
     <w:p>
       <w:pPr>
         <w:pStyle w:val="Heading2"/>
       </w:pPr>
-      <w:bookmarkStart w:id="25" w:name="verification-log"/>
       <w:r>
         <w:t xml:space="preserve">Verification Log</w:t>
       </w:r>
-      <w:bookmarkEnd w:id="25"/>
     </w:p>
     <w:p>
       <w:pPr>
@@ -1198,31 +1162,24 @@
     <w:tbl>
       <w:tblPr>
         <w:tblStyle w:val="Table"/>
-        <w:tblW w:type="pct" w:w="0.0"/>
-        <w:tblLook w:firstRow="1"/>
+        <w:tblW w:type="auto" w:w="0"/>
+        <w:tblLook w:firstRow="1" w:lastRow="0" w:firstColumn="0" w:lastColumn="0" w:noHBand="0" w:noVBand="0" w:val="0020"/>
       </w:tblPr>
       <w:tblGrid>
-        <w:gridCol w:w="2340"/>
-        <w:gridCol w:w="2340"/>
-        <w:gridCol w:w="2340"/>
-        <w:gridCol w:w="2340"/>
+        <w:gridCol w:w="1980"/>
+        <w:gridCol w:w="1980"/>
+        <w:gridCol w:w="1980"/>
+        <w:gridCol w:w="1980"/>
       </w:tblGrid>
-      <w:tblGrid/>
       <w:tr>
         <w:trPr>
-          <w:cnfStyle w:firstRow="1"/>
+          <w:tblHeader w:val="on"/>
         </w:trPr>
         <w:tc>
-          <w:tcPr>
-            <w:tcBorders>
-              <w:bottom w:val="single"/>
-            </w:tcBorders>
-            <w:vAlign w:val="bottom"/>
-          </w:tcPr>
-          <w:p>
-            <w:pPr>
-              <w:pStyle w:val="Compact"/>
-              <w:jc w:val="left"/>
+          <w:tcPr/>
+          <w:p>
+            <w:pPr>
+              <w:pStyle w:val="Compact"/>
             </w:pPr>
             <w:r>
               <w:t xml:space="preserve">Date</w:t>
@@ -1230,16 +1187,10 @@
           </w:p>
         </w:tc>
         <w:tc>
-          <w:tcPr>
-            <w:tcBorders>
-              <w:bottom w:val="single"/>
-            </w:tcBorders>
-            <w:vAlign w:val="bottom"/>
-          </w:tcPr>
-          <w:p>
-            <w:pPr>
-              <w:pStyle w:val="Compact"/>
-              <w:jc w:val="left"/>
+          <w:tcPr/>
+          <w:p>
+            <w:pPr>
+              <w:pStyle w:val="Compact"/>
             </w:pPr>
             <w:r>
               <w:t xml:space="preserve">Command / Check</w:t>
@@ -1247,16 +1198,10 @@
           </w:p>
         </w:tc>
         <w:tc>
-          <w:tcPr>
-            <w:tcBorders>
-              <w:bottom w:val="single"/>
-            </w:tcBorders>
-            <w:vAlign w:val="bottom"/>
-          </w:tcPr>
-          <w:p>
-            <w:pPr>
-              <w:pStyle w:val="Compact"/>
-              <w:jc w:val="left"/>
+          <w:tcPr/>
+          <w:p>
+            <w:pPr>
+              <w:pStyle w:val="Compact"/>
             </w:pPr>
             <w:r>
               <w:t xml:space="preserve">Result</w:t>
@@ -1264,16 +1209,10 @@
           </w:p>
         </w:tc>
         <w:tc>
-          <w:tcPr>
-            <w:tcBorders>
-              <w:bottom w:val="single"/>
-            </w:tcBorders>
-            <w:vAlign w:val="bottom"/>
-          </w:tcPr>
-          <w:p>
-            <w:pPr>
-              <w:pStyle w:val="Compact"/>
-              <w:jc w:val="left"/>
+          <w:tcPr/>
+          <w:p>
+            <w:pPr>
+              <w:pStyle w:val="Compact"/>
             </w:pPr>
             <w:r>
               <w:t xml:space="preserve">Notes</w:t>
@@ -1283,10 +1222,10 @@
       </w:tr>
       <w:tr>
         <w:tc>
-          <w:p>
-            <w:pPr>
-              <w:pStyle w:val="Compact"/>
-              <w:jc w:val="left"/>
+          <w:tcPr/>
+          <w:p>
+            <w:pPr>
+              <w:pStyle w:val="Compact"/>
             </w:pPr>
             <w:r>
               <w:t xml:space="preserve">2026-04-29</w:t>
@@ -1294,10 +1233,10 @@
           </w:p>
         </w:tc>
         <w:tc>
-          <w:p>
-            <w:pPr>
-              <w:pStyle w:val="Compact"/>
-              <w:jc w:val="left"/>
+          <w:tcPr/>
+          <w:p>
+            <w:pPr>
+              <w:pStyle w:val="Compact"/>
             </w:pPr>
             <w:r>
               <w:rPr>
@@ -1308,10 +1247,10 @@
           </w:p>
         </w:tc>
         <w:tc>
-          <w:p>
-            <w:pPr>
-              <w:pStyle w:val="Compact"/>
-              <w:jc w:val="left"/>
+          <w:tcPr/>
+          <w:p>
+            <w:pPr>
+              <w:pStyle w:val="Compact"/>
             </w:pPr>
             <w:r>
               <w:t xml:space="preserve">Pass</w:t>
@@ -1319,10 +1258,10 @@
           </w:p>
         </w:tc>
         <w:tc>
-          <w:p>
-            <w:pPr>
-              <w:pStyle w:val="Compact"/>
-              <w:jc w:val="left"/>
+          <w:tcPr/>
+          <w:p>
+            <w:pPr>
+              <w:pStyle w:val="Compact"/>
             </w:pPr>
             <w:r>
               <w:t xml:space="preserve">Platform gating import checks passed.</w:t>
@@ -1332,10 +1271,10 @@
       </w:tr>
       <w:tr>
         <w:tc>
-          <w:p>
-            <w:pPr>
-              <w:pStyle w:val="Compact"/>
-              <w:jc w:val="left"/>
+          <w:tcPr/>
+          <w:p>
+            <w:pPr>
+              <w:pStyle w:val="Compact"/>
             </w:pPr>
             <w:r>
               <w:t xml:space="preserve">2026-04-29</w:t>
@@ -1343,10 +1282,10 @@
           </w:p>
         </w:tc>
         <w:tc>
-          <w:p>
-            <w:pPr>
-              <w:pStyle w:val="Compact"/>
-              <w:jc w:val="left"/>
+          <w:tcPr/>
+          <w:p>
+            <w:pPr>
+              <w:pStyle w:val="Compact"/>
             </w:pPr>
             <w:r>
               <w:rPr>
@@ -1357,10 +1296,10 @@
           </w:p>
         </w:tc>
         <w:tc>
-          <w:p>
-            <w:pPr>
-              <w:pStyle w:val="Compact"/>
-              <w:jc w:val="left"/>
+          <w:tcPr/>
+          <w:p>
+            <w:pPr>
+              <w:pStyle w:val="Compact"/>
             </w:pPr>
             <w:r>
               <w:t xml:space="preserve">Pass</w:t>
@@ -1368,10 +1307,10 @@
           </w:p>
         </w:tc>
         <w:tc>
-          <w:p>
-            <w:pPr>
-              <w:pStyle w:val="Compact"/>
-              <w:jc w:val="left"/>
+          <w:tcPr/>
+          <w:p>
+            <w:pPr>
+              <w:pStyle w:val="Compact"/>
             </w:pPr>
             <w:r>
               <w:t xml:space="preserve">No issues found.</w:t>
@@ -1381,10 +1320,10 @@
       </w:tr>
       <w:tr>
         <w:tc>
-          <w:p>
-            <w:pPr>
-              <w:pStyle w:val="Compact"/>
-              <w:jc w:val="left"/>
+          <w:tcPr/>
+          <w:p>
+            <w:pPr>
+              <w:pStyle w:val="Compact"/>
             </w:pPr>
             <w:r>
               <w:t xml:space="preserve">2026-04-29</w:t>
@@ -1392,10 +1331,10 @@
           </w:p>
         </w:tc>
         <w:tc>
-          <w:p>
-            <w:pPr>
-              <w:pStyle w:val="Compact"/>
-              <w:jc w:val="left"/>
+          <w:tcPr/>
+          <w:p>
+            <w:pPr>
+              <w:pStyle w:val="Compact"/>
             </w:pPr>
             <w:r>
               <w:rPr>
@@ -1406,10 +1345,10 @@
           </w:p>
         </w:tc>
         <w:tc>
-          <w:p>
-            <w:pPr>
-              <w:pStyle w:val="Compact"/>
-              <w:jc w:val="left"/>
+          <w:tcPr/>
+          <w:p>
+            <w:pPr>
+              <w:pStyle w:val="Compact"/>
             </w:pPr>
             <w:r>
               <w:t xml:space="preserve">Pass</w:t>
@@ -1417,10 +1356,10 @@
           </w:p>
         </w:tc>
         <w:tc>
-          <w:p>
-            <w:pPr>
-              <w:pStyle w:val="Compact"/>
-              <w:jc w:val="left"/>
+          <w:tcPr/>
+          <w:p>
+            <w:pPr>
+              <w:pStyle w:val="Compact"/>
             </w:pPr>
             <w:r>
               <w:t xml:space="preserve">All 21 test files passed (89/89 tests on D7 verification against official</w:t>
@@ -1457,10 +1396,10 @@
       </w:tr>
       <w:tr>
         <w:tc>
-          <w:p>
-            <w:pPr>
-              <w:pStyle w:val="Compact"/>
-              <w:jc w:val="left"/>
+          <w:tcPr/>
+          <w:p>
+            <w:pPr>
+              <w:pStyle w:val="Compact"/>
             </w:pPr>
             <w:r>
               <w:t xml:space="preserve">2026-04-30</w:t>
@@ -1468,10 +1407,10 @@
           </w:p>
         </w:tc>
         <w:tc>
-          <w:p>
-            <w:pPr>
-              <w:pStyle w:val="Compact"/>
-              <w:jc w:val="left"/>
+          <w:tcPr/>
+          <w:p>
+            <w:pPr>
+              <w:pStyle w:val="Compact"/>
             </w:pPr>
             <w:r>
               <w:rPr>
@@ -1482,10 +1421,10 @@
           </w:p>
         </w:tc>
         <w:tc>
-          <w:p>
-            <w:pPr>
-              <w:pStyle w:val="Compact"/>
-              <w:jc w:val="left"/>
+          <w:tcPr/>
+          <w:p>
+            <w:pPr>
+              <w:pStyle w:val="Compact"/>
             </w:pPr>
             <w:r>
               <w:t xml:space="preserve">Pass</w:t>
@@ -1493,10 +1432,10 @@
           </w:p>
         </w:tc>
         <w:tc>
-          <w:p>
-            <w:pPr>
-              <w:pStyle w:val="Compact"/>
-              <w:jc w:val="left"/>
+          <w:tcPr/>
+          <w:p>
+            <w:pPr>
+              <w:pStyle w:val="Compact"/>
             </w:pPr>
             <w:r>
               <w:t xml:space="preserve">All 21 test files passed (90/90 tests on the post-merge HEAD</w:t>
@@ -1533,35 +1472,35 @@
       </w:tr>
       <w:tr>
         <w:tc>
-          <w:p>
-            <w:pPr>
-              <w:pStyle w:val="Compact"/>
-              <w:jc w:val="left"/>
-            </w:pPr>
-            <w:r>
-              <w:t xml:space="preserve">2026-04-29</w:t>
-            </w:r>
-          </w:p>
-        </w:tc>
-        <w:tc>
-          <w:p>
-            <w:pPr>
-              <w:pStyle w:val="Compact"/>
-              <w:jc w:val="left"/>
-            </w:pPr>
-            <w:r>
-              <w:rPr>
-                <w:rStyle w:val="VerbatimChar"/>
-              </w:rPr>
-              <w:t xml:space="preserve">flutter build web --release</w:t>
-            </w:r>
-          </w:p>
-        </w:tc>
-        <w:tc>
-          <w:p>
-            <w:pPr>
-              <w:pStyle w:val="Compact"/>
-              <w:jc w:val="left"/>
+          <w:tcPr/>
+          <w:p>
+            <w:pPr>
+              <w:pStyle w:val="Compact"/>
+            </w:pPr>
+            <w:r>
+              <w:t xml:space="preserve">2026-04-30</w:t>
+            </w:r>
+          </w:p>
+        </w:tc>
+        <w:tc>
+          <w:tcPr/>
+          <w:p>
+            <w:pPr>
+              <w:pStyle w:val="Compact"/>
+            </w:pPr>
+            <w:r>
+              <w:rPr>
+                <w:rStyle w:val="VerbatimChar"/>
+              </w:rPr>
+              <w:t xml:space="preserve">flutter analyze --no-pub</w:t>
+            </w:r>
+          </w:p>
+        </w:tc>
+        <w:tc>
+          <w:tcPr/>
+          <w:p>
+            <w:pPr>
+              <w:pStyle w:val="Compact"/>
             </w:pPr>
             <w:r>
               <w:t xml:space="preserve">Pass</w:t>
@@ -1569,80 +1508,60 @@
           </w:p>
         </w:tc>
         <w:tc>
-          <w:p>
-            <w:pPr>
-              <w:pStyle w:val="Compact"/>
-              <w:jc w:val="left"/>
-            </w:pPr>
-            <w:r>
-              <w:rPr>
-                <w:rStyle w:val="VerbatimChar"/>
-              </w:rPr>
-              <w:t xml:space="preserve">build/web/</w:t>
-            </w:r>
-            <w:r>
-              <w:t xml:space="preserve"> </w:t>
-            </w:r>
-            <w:r>
-              <w:t xml:space="preserve">produced; non-blocking Flutter service-worker / Wasm advisories only.</w:t>
+          <w:tcPr/>
+          <w:p>
+            <w:pPr>
+              <w:pStyle w:val="Compact"/>
+            </w:pPr>
+            <w:r>
+              <w:t xml:space="preserve">No issues found (branch</w:t>
+            </w:r>
+            <w:r>
+              <w:t xml:space="preserve"> </w:t>
+            </w:r>
+            <w:r>
+              <w:rPr>
+                <w:rStyle w:val="VerbatimChar"/>
+              </w:rPr>
+              <w:t xml:space="preserve">codex/fix-state-load</w:t>
+            </w:r>
+            <w:r>
+              <w:t xml:space="preserve">, PR #11).</w:t>
             </w:r>
           </w:p>
         </w:tc>
       </w:tr>
       <w:tr>
         <w:tc>
-          <w:p>
-            <w:pPr>
-              <w:pStyle w:val="Compact"/>
-              <w:jc w:val="left"/>
-            </w:pPr>
-            <w:r>
-              <w:t xml:space="preserve">2026-04-29</w:t>
-            </w:r>
-          </w:p>
-        </w:tc>
-        <w:tc>
-          <w:p>
-            <w:pPr>
-              <w:pStyle w:val="Compact"/>
-              <w:jc w:val="left"/>
-            </w:pPr>
-            <w:r>
-              <w:t xml:space="preserve">Local static-server smoke test (</w:t>
-            </w:r>
-            <w:r>
-              <w:rPr>
-                <w:rStyle w:val="VerbatimChar"/>
-              </w:rPr>
-              <w:t xml:space="preserve">build/web</w:t>
-            </w:r>
-            <w:r>
-              <w:t xml:space="preserve"> </w:t>
-            </w:r>
-            <w:r>
-              <w:t xml:space="preserve">served on</w:t>
-            </w:r>
-            <w:r>
-              <w:t xml:space="preserve"> </w:t>
-            </w:r>
-            <w:hyperlink r:id="rId26">
-              <w:r>
-                <w:rPr>
-                  <w:rStyle w:val="Hyperlink"/>
-                </w:rPr>
-                <w:t xml:space="preserve">http://localhost:8080</w:t>
-              </w:r>
-            </w:hyperlink>
-            <w:r>
-              <w:t xml:space="preserve">)</w:t>
-            </w:r>
-          </w:p>
-        </w:tc>
-        <w:tc>
-          <w:p>
-            <w:pPr>
-              <w:pStyle w:val="Compact"/>
-              <w:jc w:val="left"/>
+          <w:tcPr/>
+          <w:p>
+            <w:pPr>
+              <w:pStyle w:val="Compact"/>
+            </w:pPr>
+            <w:r>
+              <w:t xml:space="preserve">2026-04-30</w:t>
+            </w:r>
+          </w:p>
+        </w:tc>
+        <w:tc>
+          <w:tcPr/>
+          <w:p>
+            <w:pPr>
+              <w:pStyle w:val="Compact"/>
+            </w:pPr>
+            <w:r>
+              <w:rPr>
+                <w:rStyle w:val="VerbatimChar"/>
+              </w:rPr>
+              <w:t xml:space="preserve">flutter test --no-pub</w:t>
+            </w:r>
+          </w:p>
+        </w:tc>
+        <w:tc>
+          <w:tcPr/>
+          <w:p>
+            <w:pPr>
+              <w:pStyle w:val="Compact"/>
             </w:pPr>
             <w:r>
               <w:t xml:space="preserve">Pass</w:t>
@@ -1650,75 +1569,66 @@
           </w:p>
         </w:tc>
         <w:tc>
-          <w:p>
-            <w:pPr>
-              <w:pStyle w:val="Compact"/>
-              <w:jc w:val="left"/>
-            </w:pPr>
-            <w:r>
-              <w:rPr>
-                <w:rStyle w:val="VerbatimChar"/>
-              </w:rPr>
-              <w:t xml:space="preserve">index.html</w:t>
-            </w:r>
-            <w:r>
-              <w:t xml:space="preserve"> </w:t>
-            </w:r>
-            <w:r>
-              <w:t xml:space="preserve">returns 200 OK; pipeline runs end-to-end against</w:t>
-            </w:r>
-            <w:r>
-              <w:t xml:space="preserve"> </w:t>
-            </w:r>
-            <w:r>
-              <w:rPr>
-                <w:rStyle w:val="VerbatimChar"/>
-              </w:rPr>
-              <w:t xml:space="preserve">test/resources/</w:t>
-            </w:r>
-            <w:r>
-              <w:t xml:space="preserve">.</w:t>
+          <w:tcPr/>
+          <w:p>
+            <w:pPr>
+              <w:pStyle w:val="Compact"/>
+            </w:pPr>
+            <w:r>
+              <w:t xml:space="preserve">98/98 tests passed on branch</w:t>
+            </w:r>
+            <w:r>
+              <w:t xml:space="preserve"> </w:t>
+            </w:r>
+            <w:r>
+              <w:rPr>
+                <w:rStyle w:val="VerbatimChar"/>
+              </w:rPr>
+              <w:t xml:space="preserve">codex/fix-state-load</w:t>
+            </w:r>
+            <w:r>
+              <w:t xml:space="preserve">. PR #11 added 8 tests covering bundled-state edge cases.</w:t>
             </w:r>
           </w:p>
         </w:tc>
       </w:tr>
       <w:tr>
         <w:tc>
-          <w:p>
-            <w:pPr>
-              <w:pStyle w:val="Compact"/>
-              <w:jc w:val="left"/>
-            </w:pPr>
-            <w:r>
-              <w:t xml:space="preserve">2026-04-29</w:t>
-            </w:r>
-          </w:p>
-        </w:tc>
-        <w:tc>
-          <w:p>
-            <w:pPr>
-              <w:pStyle w:val="Compact"/>
-              <w:jc w:val="left"/>
-            </w:pPr>
-            <w:r>
-              <w:t xml:space="preserve">Live URL reachability —</w:t>
-            </w:r>
-            <w:r>
-              <w:t xml:space="preserve"> </w:t>
-            </w:r>
-            <w:r>
-              <w:rPr>
-                <w:rStyle w:val="VerbatimChar"/>
-              </w:rPr>
-              <w:t xml:space="preserve">curl -I http://scheduler.omnilore.org</w:t>
-            </w:r>
-          </w:p>
-        </w:tc>
-        <w:tc>
-          <w:p>
-            <w:pPr>
-              <w:pStyle w:val="Compact"/>
-              <w:jc w:val="left"/>
+          <w:tcPr/>
+          <w:p>
+            <w:pPr>
+              <w:pStyle w:val="Compact"/>
+            </w:pPr>
+            <w:r>
+              <w:t xml:space="preserve">2026-04-30</w:t>
+            </w:r>
+          </w:p>
+        </w:tc>
+        <w:tc>
+          <w:tcPr/>
+          <w:p>
+            <w:pPr>
+              <w:pStyle w:val="Compact"/>
+            </w:pPr>
+            <w:r>
+              <w:rPr>
+                <w:rStyle w:val="VerbatimChar"/>
+              </w:rPr>
+              <w:t xml:space="preserve">flutter test --no-pub --platform chrome</w:t>
+            </w:r>
+            <w:r>
+              <w:t xml:space="preserve"> </w:t>
+            </w:r>
+            <w:r>
+              <w:t xml:space="preserve">(autosave + bundled + platform)</w:t>
+            </w:r>
+          </w:p>
+        </w:tc>
+        <w:tc>
+          <w:tcPr/>
+          <w:p>
+            <w:pPr>
+              <w:pStyle w:val="Compact"/>
             </w:pPr>
             <w:r>
               <w:t xml:space="preserve">Pass</w:t>
@@ -1726,99 +1636,383 @@
           </w:p>
         </w:tc>
         <w:tc>
-          <w:p>
-            <w:pPr>
-              <w:pStyle w:val="Compact"/>
-              <w:jc w:val="left"/>
-            </w:pPr>
-            <w:r>
-              <w:t xml:space="preserve">HTTP 200; Flutter runtime loads.</w:t>
+          <w:tcPr/>
+          <w:p>
+            <w:pPr>
+              <w:pStyle w:val="Compact"/>
+            </w:pPr>
+            <w:r>
+              <w:t xml:space="preserve">16/16 + 3/3 Chrome web tests passed.</w:t>
             </w:r>
           </w:p>
         </w:tc>
       </w:tr>
       <w:tr>
         <w:tc>
-          <w:p>
-            <w:pPr>
-              <w:pStyle w:val="Compact"/>
-              <w:jc w:val="left"/>
-            </w:pPr>
-            <w:r>
-              <w:t xml:space="preserve">Pending</w:t>
-            </w:r>
-          </w:p>
-        </w:tc>
-        <w:tc>
-          <w:p>
-            <w:pPr>
-              <w:pStyle w:val="Compact"/>
-              <w:jc w:val="left"/>
-            </w:pPr>
-            <w:r>
-              <w:t xml:space="preserve">Stakeholder live-site smoke test against</w:t>
-            </w:r>
-            <w:r>
-              <w:t xml:space="preserve"> </w:t>
-            </w:r>
-            <w:r>
-              <w:rPr>
-                <w:rStyle w:val="VerbatimChar"/>
-              </w:rPr>
-              <w:t xml:space="preserve">scheduler.omnilore.org</w:t>
-            </w:r>
-            <w:r>
-              <w:t xml:space="preserve"> </w:t>
-            </w:r>
-            <w:r>
-              <w:t xml:space="preserve">with stakeholder data</w:t>
-            </w:r>
-          </w:p>
-        </w:tc>
-        <w:tc>
-          <w:p>
-            <w:pPr>
-              <w:pStyle w:val="Compact"/>
-              <w:jc w:val="left"/>
-            </w:pPr>
-            <w:r>
-              <w:t xml:space="preserve">Pending</w:t>
-            </w:r>
-          </w:p>
-        </w:tc>
-        <w:tc>
-          <w:p>
-            <w:pPr>
-              <w:pStyle w:val="Compact"/>
-              <w:jc w:val="left"/>
-            </w:pPr>
-            <w:r>
-              <w:t xml:space="preserve">Stakeholder runs</w:t>
-            </w:r>
-            <w:r>
-              <w:t xml:space="preserve"> </w:t>
-            </w:r>
-            <w:r>
-              <w:rPr>
-                <w:rStyle w:val="VerbatimChar"/>
-              </w:rPr>
-              <w:t xml:space="preserve">Testing_and_QA_Summary.md</w:t>
-            </w:r>
-            <w:r>
-              <w:t xml:space="preserve"> </w:t>
-            </w:r>
-            <w:r>
-              <w:t xml:space="preserve">§5.</w:t>
+          <w:tcPr/>
+          <w:p>
+            <w:pPr>
+              <w:pStyle w:val="Compact"/>
+            </w:pPr>
+            <w:r>
+              <w:t xml:space="preserve">2026-04-30</w:t>
+            </w:r>
+          </w:p>
+        </w:tc>
+        <w:tc>
+          <w:tcPr/>
+          <w:p>
+            <w:pPr>
+              <w:pStyle w:val="Compact"/>
+            </w:pPr>
+            <w:r>
+              <w:rPr>
+                <w:rStyle w:val="VerbatimChar"/>
+              </w:rPr>
+              <w:t xml:space="preserve">flutter build web --release --no-pub</w:t>
+            </w:r>
+          </w:p>
+        </w:tc>
+        <w:tc>
+          <w:tcPr/>
+          <w:p>
+            <w:pPr>
+              <w:pStyle w:val="Compact"/>
+            </w:pPr>
+            <w:r>
+              <w:t xml:space="preserve">Pass</w:t>
+            </w:r>
+          </w:p>
+        </w:tc>
+        <w:tc>
+          <w:tcPr/>
+          <w:p>
+            <w:pPr>
+              <w:pStyle w:val="Compact"/>
+            </w:pPr>
+            <w:r>
+              <w:rPr>
+                <w:rStyle w:val="VerbatimChar"/>
+              </w:rPr>
+              <w:t xml:space="preserve">build/web/</w:t>
+            </w:r>
+            <w:r>
+              <w:t xml:space="preserve"> </w:t>
+            </w:r>
+            <w:r>
+              <w:t xml:space="preserve">produced; non-blocking advisories only.</w:t>
             </w:r>
           </w:p>
         </w:tc>
       </w:tr>
       <w:tr>
         <w:tc>
-          <w:p>
-            <w:pPr>
-              <w:pStyle w:val="Compact"/>
-              <w:jc w:val="left"/>
+          <w:tcPr/>
+          <w:p>
+            <w:pPr>
+              <w:pStyle w:val="Compact"/>
+            </w:pPr>
+            <w:r>
+              <w:t xml:space="preserve">2026-04-30</w:t>
+            </w:r>
+          </w:p>
+        </w:tc>
+        <w:tc>
+          <w:tcPr/>
+          <w:p>
+            <w:pPr>
+              <w:pStyle w:val="Compact"/>
+            </w:pPr>
+            <w:r>
+              <w:rPr>
+                <w:rStyle w:val="VerbatimChar"/>
+              </w:rPr>
+              <w:t xml:space="preserve">flutter build web --wasm --release --no-pub</w:t>
+            </w:r>
+          </w:p>
+        </w:tc>
+        <w:tc>
+          <w:tcPr/>
+          <w:p>
+            <w:pPr>
+              <w:pStyle w:val="Compact"/>
+            </w:pPr>
+            <w:r>
+              <w:t xml:space="preserve">Pass</w:t>
+            </w:r>
+          </w:p>
+        </w:tc>
+        <w:tc>
+          <w:tcPr/>
+          <w:p>
+            <w:pPr>
+              <w:pStyle w:val="Compact"/>
+            </w:pPr>
+            <w:r>
+              <w:t xml:space="preserve">Wasm build succeeded.</w:t>
+            </w:r>
+          </w:p>
+        </w:tc>
+      </w:tr>
+      <w:tr>
+        <w:tc>
+          <w:tcPr/>
+          <w:p>
+            <w:pPr>
+              <w:pStyle w:val="Compact"/>
+            </w:pPr>
+            <w:r>
+              <w:t xml:space="preserve">2026-04-30</w:t>
+            </w:r>
+          </w:p>
+        </w:tc>
+        <w:tc>
+          <w:tcPr/>
+          <w:p>
+            <w:pPr>
+              <w:pStyle w:val="Compact"/>
+            </w:pPr>
+            <w:r>
+              <w:t xml:space="preserve">GitHub Actions</w:t>
+            </w:r>
+            <w:r>
+              <w:t xml:space="preserve"> </w:t>
+            </w:r>
+            <w:r>
+              <w:rPr>
+                <w:rStyle w:val="VerbatimChar"/>
+              </w:rPr>
+              <w:t xml:space="preserve">Test</w:t>
+            </w:r>
+            <w:r>
+              <w:t xml:space="preserve"> </w:t>
+            </w:r>
+            <w:r>
+              <w:t xml:space="preserve">workflow on PR #11</w:t>
+            </w:r>
+          </w:p>
+        </w:tc>
+        <w:tc>
+          <w:tcPr/>
+          <w:p>
+            <w:pPr>
+              <w:pStyle w:val="Compact"/>
+            </w:pPr>
+            <w:r>
+              <w:t xml:space="preserve">Pass</w:t>
+            </w:r>
+          </w:p>
+        </w:tc>
+        <w:tc>
+          <w:tcPr/>
+          <w:p>
+            <w:pPr>
+              <w:pStyle w:val="Compact"/>
+            </w:pPr>
+            <w:r>
+              <w:t xml:space="preserve">Completed successfully at 22:08 UTC. PR #11 is mergeable.</w:t>
+            </w:r>
+          </w:p>
+        </w:tc>
+      </w:tr>
+      <w:tr>
+        <w:tc>
+          <w:tcPr/>
+          <w:p>
+            <w:pPr>
+              <w:pStyle w:val="Compact"/>
+            </w:pPr>
+            <w:r>
+              <w:t xml:space="preserve">2026-04-29</w:t>
+            </w:r>
+          </w:p>
+        </w:tc>
+        <w:tc>
+          <w:tcPr/>
+          <w:p>
+            <w:pPr>
+              <w:pStyle w:val="Compact"/>
+            </w:pPr>
+            <w:r>
+              <w:rPr>
+                <w:rStyle w:val="VerbatimChar"/>
+              </w:rPr>
+              <w:t xml:space="preserve">flutter build web --release</w:t>
+            </w:r>
+          </w:p>
+        </w:tc>
+        <w:tc>
+          <w:tcPr/>
+          <w:p>
+            <w:pPr>
+              <w:pStyle w:val="Compact"/>
+            </w:pPr>
+            <w:r>
+              <w:t xml:space="preserve">Pass</w:t>
+            </w:r>
+          </w:p>
+        </w:tc>
+        <w:tc>
+          <w:tcPr/>
+          <w:p>
+            <w:pPr>
+              <w:pStyle w:val="Compact"/>
+            </w:pPr>
+            <w:r>
+              <w:rPr>
+                <w:rStyle w:val="VerbatimChar"/>
+              </w:rPr>
+              <w:t xml:space="preserve">build/web/</w:t>
+            </w:r>
+            <w:r>
+              <w:t xml:space="preserve"> </w:t>
+            </w:r>
+            <w:r>
+              <w:t xml:space="preserve">produced; non-blocking Flutter service-worker / Wasm advisories only.</w:t>
+            </w:r>
+          </w:p>
+        </w:tc>
+      </w:tr>
+      <w:tr>
+        <w:tc>
+          <w:tcPr/>
+          <w:p>
+            <w:pPr>
+              <w:pStyle w:val="Compact"/>
+            </w:pPr>
+            <w:r>
+              <w:t xml:space="preserve">2026-04-29</w:t>
+            </w:r>
+          </w:p>
+        </w:tc>
+        <w:tc>
+          <w:tcPr/>
+          <w:p>
+            <w:pPr>
+              <w:pStyle w:val="Compact"/>
+            </w:pPr>
+            <w:r>
+              <w:t xml:space="preserve">Local static-server smoke test (</w:t>
+            </w:r>
+            <w:r>
+              <w:rPr>
+                <w:rStyle w:val="VerbatimChar"/>
+              </w:rPr>
+              <w:t xml:space="preserve">build/web</w:t>
+            </w:r>
+            <w:r>
+              <w:t xml:space="preserve"> </w:t>
+            </w:r>
+            <w:r>
+              <w:t xml:space="preserve">served on http://localhost:8080)</w:t>
+            </w:r>
+          </w:p>
+        </w:tc>
+        <w:tc>
+          <w:tcPr/>
+          <w:p>
+            <w:pPr>
+              <w:pStyle w:val="Compact"/>
+            </w:pPr>
+            <w:r>
+              <w:t xml:space="preserve">Pass</w:t>
+            </w:r>
+          </w:p>
+        </w:tc>
+        <w:tc>
+          <w:tcPr/>
+          <w:p>
+            <w:pPr>
+              <w:pStyle w:val="Compact"/>
+            </w:pPr>
+            <w:r>
+              <w:rPr>
+                <w:rStyle w:val="VerbatimChar"/>
+              </w:rPr>
+              <w:t xml:space="preserve">index.html</w:t>
+            </w:r>
+            <w:r>
+              <w:t xml:space="preserve"> </w:t>
+            </w:r>
+            <w:r>
+              <w:t xml:space="preserve">returns 200 OK; pipeline runs end-to-end against</w:t>
+            </w:r>
+            <w:r>
+              <w:t xml:space="preserve"> </w:t>
+            </w:r>
+            <w:r>
+              <w:rPr>
+                <w:rStyle w:val="VerbatimChar"/>
+              </w:rPr>
+              <w:t xml:space="preserve">test/resources/</w:t>
+            </w:r>
+            <w:r>
+              <w:t xml:space="preserve">.</w:t>
+            </w:r>
+          </w:p>
+        </w:tc>
+      </w:tr>
+      <w:tr>
+        <w:tc>
+          <w:tcPr/>
+          <w:p>
+            <w:pPr>
+              <w:pStyle w:val="Compact"/>
+            </w:pPr>
+            <w:r>
+              <w:t xml:space="preserve">2026-04-29</w:t>
+            </w:r>
+          </w:p>
+        </w:tc>
+        <w:tc>
+          <w:tcPr/>
+          <w:p>
+            <w:pPr>
+              <w:pStyle w:val="Compact"/>
+            </w:pPr>
+            <w:r>
+              <w:t xml:space="preserve">Live URL reachability —</w:t>
+            </w:r>
+            <w:r>
+              <w:t xml:space="preserve"> </w:t>
+            </w:r>
+            <w:r>
+              <w:rPr>
+                <w:rStyle w:val="VerbatimChar"/>
+              </w:rPr>
+              <w:t xml:space="preserve">curl -I http://scheduler.omnilore.org</w:t>
+            </w:r>
+          </w:p>
+        </w:tc>
+        <w:tc>
+          <w:tcPr/>
+          <w:p>
+            <w:pPr>
+              <w:pStyle w:val="Compact"/>
+            </w:pPr>
+            <w:r>
+              <w:t xml:space="preserve">Pass</w:t>
+            </w:r>
+          </w:p>
+        </w:tc>
+        <w:tc>
+          <w:tcPr/>
+          <w:p>
+            <w:pPr>
+              <w:pStyle w:val="Compact"/>
+            </w:pPr>
+            <w:r>
+              <w:t xml:space="preserve">HTTP 200; Flutter runtime loads.</w:t>
+            </w:r>
+          </w:p>
+        </w:tc>
+      </w:tr>
+      <w:tr>
+        <w:tc>
+          <w:tcPr/>
+          <w:p>
+            <w:pPr>
+              <w:pStyle w:val="Compact"/>
             </w:pPr>
             <w:r>
               <w:t xml:space="preserve">Pending</w:t>
@@ -1826,10 +2020,86 @@
           </w:p>
         </w:tc>
         <w:tc>
-          <w:p>
-            <w:pPr>
-              <w:pStyle w:val="Compact"/>
-              <w:jc w:val="left"/>
+          <w:tcPr/>
+          <w:p>
+            <w:pPr>
+              <w:pStyle w:val="Compact"/>
+            </w:pPr>
+            <w:r>
+              <w:t xml:space="preserve">Stakeholder live-site smoke test against</w:t>
+            </w:r>
+            <w:r>
+              <w:t xml:space="preserve"> </w:t>
+            </w:r>
+            <w:r>
+              <w:rPr>
+                <w:rStyle w:val="VerbatimChar"/>
+              </w:rPr>
+              <w:t xml:space="preserve">scheduler.omnilore.org</w:t>
+            </w:r>
+            <w:r>
+              <w:t xml:space="preserve"> </w:t>
+            </w:r>
+            <w:r>
+              <w:t xml:space="preserve">with stakeholder data</w:t>
+            </w:r>
+          </w:p>
+        </w:tc>
+        <w:tc>
+          <w:tcPr/>
+          <w:p>
+            <w:pPr>
+              <w:pStyle w:val="Compact"/>
+            </w:pPr>
+            <w:r>
+              <w:t xml:space="preserve">Pending</w:t>
+            </w:r>
+          </w:p>
+        </w:tc>
+        <w:tc>
+          <w:tcPr/>
+          <w:p>
+            <w:pPr>
+              <w:pStyle w:val="Compact"/>
+            </w:pPr>
+            <w:r>
+              <w:t xml:space="preserve">Stakeholder runs</w:t>
+            </w:r>
+            <w:r>
+              <w:t xml:space="preserve"> </w:t>
+            </w:r>
+            <w:r>
+              <w:rPr>
+                <w:rStyle w:val="VerbatimChar"/>
+              </w:rPr>
+              <w:t xml:space="preserve">Testing_and_QA_Summary.md</w:t>
+            </w:r>
+            <w:r>
+              <w:t xml:space="preserve"> </w:t>
+            </w:r>
+            <w:r>
+              <w:t xml:space="preserve">§5.</w:t>
+            </w:r>
+          </w:p>
+        </w:tc>
+      </w:tr>
+      <w:tr>
+        <w:tc>
+          <w:tcPr/>
+          <w:p>
+            <w:pPr>
+              <w:pStyle w:val="Compact"/>
+            </w:pPr>
+            <w:r>
+              <w:t xml:space="preserve">Pending</w:t>
+            </w:r>
+          </w:p>
+        </w:tc>
+        <w:tc>
+          <w:tcPr/>
+          <w:p>
+            <w:pPr>
+              <w:pStyle w:val="Compact"/>
             </w:pPr>
             <w:r>
               <w:t xml:space="preserve">Final</w:t>
@@ -1852,10 +2122,10 @@
           </w:p>
         </w:tc>
         <w:tc>
-          <w:p>
-            <w:pPr>
-              <w:pStyle w:val="Compact"/>
-              <w:jc w:val="left"/>
+          <w:tcPr/>
+          <w:p>
+            <w:pPr>
+              <w:pStyle w:val="Compact"/>
             </w:pPr>
             <w:r>
               <w:t xml:space="preserve">Pending</w:t>
@@ -1863,10 +2133,10 @@
           </w:p>
         </w:tc>
         <w:tc>
-          <w:p>
-            <w:pPr>
-              <w:pStyle w:val="Compact"/>
-              <w:jc w:val="left"/>
+          <w:tcPr/>
+          <w:p>
+            <w:pPr>
+              <w:pStyle w:val="Compact"/>
             </w:pPr>
             <w:r>
               <w:t xml:space="preserve">See</w:t>
@@ -1890,15 +2160,15 @@
         </w:tc>
       </w:tr>
     </w:tbl>
+    <w:bookmarkEnd w:id="13"/>
+    <w:bookmarkStart w:id="19" w:name="sign-off"/>
     <w:p>
       <w:pPr>
         <w:pStyle w:val="Heading2"/>
       </w:pPr>
-      <w:bookmarkStart w:id="27" w:name="sign-off"/>
       <w:r>
         <w:t xml:space="preserve">Sign-off</w:t>
       </w:r>
-      <w:bookmarkEnd w:id="27"/>
     </w:p>
     <w:p>
       <w:pPr>
@@ -1907,6 +2177,7 @@
       <w:r>
         <w:rPr>
           <w:b/>
+          <w:bCs/>
         </w:rPr>
         <w:t xml:space="preserve">Stakeholder representative:</w:t>
       </w:r>
@@ -1916,6 +2187,7 @@
       <w:r>
         <w:rPr>
           <w:i/>
+          <w:iCs/>
         </w:rPr>
         <w:t xml:space="preserve">Pending — please print name, role, date</w:t>
       </w:r>
@@ -1927,6 +2199,7 @@
       <w:r>
         <w:rPr>
           <w:b/>
+          <w:bCs/>
         </w:rPr>
         <w:t xml:space="preserve">Date received:</w:t>
       </w:r>
@@ -1936,6 +2209,7 @@
       <w:r>
         <w:rPr>
           <w:i/>
+          <w:iCs/>
         </w:rPr>
         <w:t xml:space="preserve">Pending</w:t>
       </w:r>
@@ -1947,6 +2221,7 @@
       <w:r>
         <w:rPr>
           <w:b/>
+          <w:bCs/>
         </w:rPr>
         <w:t xml:space="preserve">Approval notes or requested edits:</w:t>
       </w:r>
@@ -1956,6 +2231,7 @@
       <w:r>
         <w:rPr>
           <w:i/>
+          <w:iCs/>
         </w:rPr>
         <w:t xml:space="preserve">Pending</w:t>
       </w:r>
@@ -1967,17 +2243,18 @@
       <w:r>
         <w:rPr>
           <w:b/>
+          <w:bCs/>
         </w:rPr>
         <w:t xml:space="preserve">Team 34 contact for handoff questions:</w:t>
       </w:r>
     </w:p>
     <w:p>
       <w:pPr>
+        <w:pStyle w:val="Compact"/>
         <w:numPr>
           <w:ilvl w:val="0"/>
           <w:numId w:val="1001"/>
         </w:numPr>
-        <w:pStyle w:val="Compact"/>
       </w:pPr>
       <w:r>
         <w:t xml:space="preserve">Xavier Wisniewski —</w:t>
@@ -1985,7 +2262,7 @@
       <w:r>
         <w:t xml:space="preserve"> </w:t>
       </w:r>
-      <w:hyperlink r:id="rId28">
+      <w:hyperlink r:id="rId14">
         <w:r>
           <w:rPr>
             <w:rStyle w:val="Hyperlink"/>
@@ -1996,11 +2273,11 @@
     </w:p>
     <w:p>
       <w:pPr>
+        <w:pStyle w:val="Compact"/>
         <w:numPr>
           <w:ilvl w:val="0"/>
           <w:numId w:val="1001"/>
         </w:numPr>
-        <w:pStyle w:val="Compact"/>
       </w:pPr>
       <w:r>
         <w:t xml:space="preserve">Derick Walker —</w:t>
@@ -2008,7 +2285,7 @@
       <w:r>
         <w:t xml:space="preserve"> </w:t>
       </w:r>
-      <w:hyperlink r:id="rId29">
+      <w:hyperlink r:id="rId15">
         <w:r>
           <w:rPr>
             <w:rStyle w:val="Hyperlink"/>
@@ -2019,11 +2296,11 @@
     </w:p>
     <w:p>
       <w:pPr>
+        <w:pStyle w:val="Compact"/>
         <w:numPr>
           <w:ilvl w:val="0"/>
           <w:numId w:val="1001"/>
         </w:numPr>
-        <w:pStyle w:val="Compact"/>
       </w:pPr>
       <w:r>
         <w:t xml:space="preserve">Andrew Chang —</w:t>
@@ -2031,7 +2308,7 @@
       <w:r>
         <w:t xml:space="preserve"> </w:t>
       </w:r>
-      <w:hyperlink r:id="rId30">
+      <w:hyperlink r:id="rId16">
         <w:r>
           <w:rPr>
             <w:rStyle w:val="Hyperlink"/>
@@ -2042,11 +2319,11 @@
     </w:p>
     <w:p>
       <w:pPr>
+        <w:pStyle w:val="Compact"/>
         <w:numPr>
           <w:ilvl w:val="0"/>
           <w:numId w:val="1001"/>
         </w:numPr>
-        <w:pStyle w:val="Compact"/>
       </w:pPr>
       <w:r>
         <w:t xml:space="preserve">Aiden Yan —</w:t>
@@ -2054,7 +2331,7 @@
       <w:r>
         <w:t xml:space="preserve"> </w:t>
       </w:r>
-      <w:hyperlink r:id="rId31">
+      <w:hyperlink r:id="rId17">
         <w:r>
           <w:rPr>
             <w:rStyle w:val="Hyperlink"/>
@@ -2065,11 +2342,11 @@
     </w:p>
     <w:p>
       <w:pPr>
+        <w:pStyle w:val="Compact"/>
         <w:numPr>
           <w:ilvl w:val="0"/>
           <w:numId w:val="1001"/>
         </w:numPr>
-        <w:pStyle w:val="Compact"/>
       </w:pPr>
       <w:r>
         <w:t xml:space="preserve">Alex Wan —</w:t>
@@ -2077,7 +2354,7 @@
       <w:r>
         <w:t xml:space="preserve"> </w:t>
       </w:r>
-      <w:hyperlink r:id="rId32">
+      <w:hyperlink r:id="rId18">
         <w:r>
           <w:rPr>
             <w:rStyle w:val="Hyperlink"/>
@@ -2096,11 +2373,11 @@
     </w:p>
     <w:p>
       <w:pPr>
+        <w:pStyle w:val="Compact"/>
         <w:numPr>
           <w:ilvl w:val="0"/>
           <w:numId w:val="1002"/>
         </w:numPr>
-        <w:pStyle w:val="Compact"/>
       </w:pPr>
       <w:r>
         <w:t xml:space="preserve">Owner/Admin access to</w:t>
@@ -2108,7 +2385,7 @@
       <w:r>
         <w:t xml:space="preserve"> </w:t>
       </w:r>
-      <w:hyperlink r:id="rId22">
+      <w:hyperlink r:id="rId10">
         <w:r>
           <w:rPr>
             <w:rStyle w:val="Hyperlink"/>
@@ -2122,11 +2399,11 @@
     </w:p>
     <w:p>
       <w:pPr>
+        <w:pStyle w:val="Compact"/>
         <w:numPr>
           <w:ilvl w:val="0"/>
           <w:numId w:val="1002"/>
         </w:numPr>
-        <w:pStyle w:val="Compact"/>
       </w:pPr>
       <w:r>
         <w:t xml:space="preserve">Ownership of the AWS account, EC2 instance, security group</w:t>
@@ -2146,11 +2423,11 @@
     </w:p>
     <w:p>
       <w:pPr>
+        <w:pStyle w:val="Compact"/>
         <w:numPr>
           <w:ilvl w:val="0"/>
           <w:numId w:val="1002"/>
         </w:numPr>
-        <w:pStyle w:val="Compact"/>
       </w:pPr>
       <w:r>
         <w:t xml:space="preserve">Received the seven GitHub Actions secrets through a secure channel and have rotated AWS access keys and the EC2 SSH key.</w:t>
@@ -2158,11 +2435,11 @@
     </w:p>
     <w:p>
       <w:pPr>
+        <w:pStyle w:val="Compact"/>
         <w:numPr>
           <w:ilvl w:val="0"/>
           <w:numId w:val="1002"/>
         </w:numPr>
-        <w:pStyle w:val="Compact"/>
       </w:pPr>
       <w:r>
         <w:t xml:space="preserve">Successfully built, deployed, and exercised the live URL using only the documents in</w:t>
@@ -2180,7 +2457,13 @@
         <w:t xml:space="preserve">.</w:t>
       </w:r>
     </w:p>
-    <w:sectPr/>
+    <w:bookmarkEnd w:id="19"/>
+    <w:bookmarkEnd w:id="20"/>
+    <w:sectPr>
+      <w:footnotePr>
+        <w:numRestart w:val="eachSect"/>
+      </w:footnotePr>
+    </w:sectPr>
   </w:body>
 </w:document>
 </file>
@@ -2211,17 +2494,14 @@
 <file path=word/numbering.xml><?xml version="1.0" encoding="utf-8"?>
 <w:numbering xmlns:w="http://schemas.openxmlformats.org/wordprocessingml/2006/main">
   <w:abstractNum w:abstractNumId="990">
-    <w:nsid w:val="2c1ae401"/>
+    <w:nsid w:val="0000A990"/>
     <w:multiLevelType w:val="multilevel"/>
     <w:lvl w:ilvl="0">
       <w:numFmt w:val="bullet"/>
       <w:lvlText w:val=" "/>
       <w:lvlJc w:val="left"/>
       <w:pPr>
-        <w:tabs>
-          <w:tab w:val="num" w:pos="0"/>
-        </w:tabs>
-        <w:ind w:left="480" w:hanging="480"/>
+        <w:ind w:left="720" w:hanging="360"/>
       </w:pPr>
     </w:lvl>
     <w:lvl w:ilvl="1">
@@ -2229,10 +2509,7 @@
       <w:lvlText w:val=" "/>
       <w:lvlJc w:val="left"/>
       <w:pPr>
-        <w:tabs>
-          <w:tab w:val="num" w:pos="720"/>
-        </w:tabs>
-        <w:ind w:left="1200" w:hanging="480"/>
+        <w:ind w:left="1440" w:hanging="360"/>
       </w:pPr>
     </w:lvl>
     <w:lvl w:ilvl="2">
@@ -2240,10 +2517,7 @@
       <w:lvlText w:val=" "/>
       <w:lvlJc w:val="left"/>
       <w:pPr>
-        <w:tabs>
-          <w:tab w:val="num" w:pos="1440"/>
-        </w:tabs>
-        <w:ind w:left="1920" w:hanging="480"/>
+        <w:ind w:left="2160" w:hanging="360"/>
       </w:pPr>
     </w:lvl>
     <w:lvl w:ilvl="3">
@@ -2251,10 +2525,7 @@
       <w:lvlText w:val=" "/>
       <w:lvlJc w:val="left"/>
       <w:pPr>
-        <w:tabs>
-          <w:tab w:val="num" w:pos="2160"/>
-        </w:tabs>
-        <w:ind w:left="2640" w:hanging="480"/>
+        <w:ind w:left="2880" w:hanging="360"/>
       </w:pPr>
     </w:lvl>
     <w:lvl w:ilvl="4">
@@ -2262,10 +2533,7 @@
       <w:lvlText w:val=" "/>
       <w:lvlJc w:val="left"/>
       <w:pPr>
-        <w:tabs>
-          <w:tab w:val="num" w:pos="2880"/>
-        </w:tabs>
-        <w:ind w:left="3360" w:hanging="480"/>
+        <w:ind w:left="3600" w:hanging="360"/>
       </w:pPr>
     </w:lvl>
     <w:lvl w:ilvl="5">
@@ -2273,10 +2541,7 @@
       <w:lvlText w:val=" "/>
       <w:lvlJc w:val="left"/>
       <w:pPr>
-        <w:tabs>
-          <w:tab w:val="num" w:pos="3600"/>
-        </w:tabs>
-        <w:ind w:left="4080" w:hanging="480"/>
+        <w:ind w:left="4320" w:hanging="360"/>
       </w:pPr>
     </w:lvl>
     <w:lvl w:ilvl="6">
@@ -2284,10 +2549,7 @@
       <w:lvlText w:val=" "/>
       <w:lvlJc w:val="left"/>
       <w:pPr>
-        <w:tabs>
-          <w:tab w:val="num" w:pos="4320"/>
-        </w:tabs>
-        <w:ind w:left="4800" w:hanging="480"/>
+        <w:ind w:left="5040" w:hanging="360"/>
       </w:pPr>
     </w:lvl>
     <w:lvl w:ilvl="7">
@@ -2295,10 +2557,7 @@
       <w:lvlText w:val=" "/>
       <w:lvlJc w:val="left"/>
       <w:pPr>
-        <w:tabs>
-          <w:tab w:val="num" w:pos="5040"/>
-        </w:tabs>
-        <w:ind w:left="5520" w:hanging="480"/>
+        <w:ind w:left="5760" w:hanging="360"/>
       </w:pPr>
     </w:lvl>
     <w:lvl w:ilvl="8">
@@ -2306,114 +2565,111 @@
       <w:lvlText w:val=" "/>
       <w:lvlJc w:val="left"/>
       <w:pPr>
-        <w:tabs>
-          <w:tab w:val="num" w:pos="5760"/>
-        </w:tabs>
-        <w:ind w:left="6240" w:hanging="480"/>
+        <w:ind w:left="6480" w:hanging="360"/>
       </w:pPr>
     </w:lvl>
   </w:abstractNum>
   <w:abstractNum w:abstractNumId="991">
-    <w:nsid w:val="ea454b4c"/>
+    <w:nsid w:val="0000A991"/>
     <w:multiLevelType w:val="multilevel"/>
     <w:lvl w:ilvl="0">
       <w:numFmt w:val="bullet"/>
-      <w:lvlText w:val="•"/>
+      <w:lvlText w:val=""/>
       <w:lvlJc w:val="left"/>
       <w:pPr>
-        <w:tabs>
-          <w:tab w:val="num" w:pos="0"/>
-        </w:tabs>
-        <w:ind w:left="480" w:hanging="480"/>
-      </w:pPr>
+        <w:ind w:left="720" w:hanging="360"/>
+      </w:pPr>
+      <w:rPr>
+        <w:rFonts w:ascii="Symbol" w:hAnsi="Symbol" w:cs="Symbol" w:hint="default"/>
+      </w:rPr>
     </w:lvl>
     <w:lvl w:ilvl="1">
       <w:numFmt w:val="bullet"/>
-      <w:lvlText w:val="–"/>
+      <w:lvlText w:val="o"/>
       <w:lvlJc w:val="left"/>
       <w:pPr>
-        <w:tabs>
-          <w:tab w:val="num" w:pos="720"/>
-        </w:tabs>
-        <w:ind w:left="1200" w:hanging="480"/>
-      </w:pPr>
+        <w:ind w:left="1440" w:hanging="360"/>
+      </w:pPr>
+      <w:rPr>
+        <w:rFonts w:ascii="Courier New" w:hAnsi="Courier New" w:cs="Courier New" w:hint="default"/>
+      </w:rPr>
     </w:lvl>
     <w:lvl w:ilvl="2">
       <w:numFmt w:val="bullet"/>
-      <w:lvlText w:val="•"/>
+      <w:lvlText w:val=""/>
       <w:lvlJc w:val="left"/>
       <w:pPr>
-        <w:tabs>
-          <w:tab w:val="num" w:pos="1440"/>
-        </w:tabs>
-        <w:ind w:left="1920" w:hanging="480"/>
-      </w:pPr>
+        <w:ind w:left="2160" w:hanging="360"/>
+      </w:pPr>
+      <w:rPr>
+        <w:rFonts w:ascii="Wingdings" w:hAnsi="Wingdings" w:cs="Wingdings" w:hint="default"/>
+      </w:rPr>
     </w:lvl>
     <w:lvl w:ilvl="3">
       <w:numFmt w:val="bullet"/>
-      <w:lvlText w:val="–"/>
+      <w:lvlText w:val=""/>
       <w:lvlJc w:val="left"/>
       <w:pPr>
-        <w:tabs>
-          <w:tab w:val="num" w:pos="2160"/>
-        </w:tabs>
-        <w:ind w:left="2640" w:hanging="480"/>
-      </w:pPr>
+        <w:ind w:left="2880" w:hanging="360"/>
+      </w:pPr>
+      <w:rPr>
+        <w:rFonts w:ascii="Symbol" w:hAnsi="Symbol" w:cs="Symbol" w:hint="default"/>
+      </w:rPr>
     </w:lvl>
     <w:lvl w:ilvl="4">
       <w:numFmt w:val="bullet"/>
-      <w:lvlText w:val="•"/>
+      <w:lvlText w:val="o"/>
       <w:lvlJc w:val="left"/>
       <w:pPr>
-        <w:tabs>
-          <w:tab w:val="num" w:pos="2880"/>
-        </w:tabs>
-        <w:ind w:left="3360" w:hanging="480"/>
-      </w:pPr>
+        <w:ind w:left="3600" w:hanging="360"/>
+      </w:pPr>
+      <w:rPr>
+        <w:rFonts w:ascii="Courier New" w:hAnsi="Courier New" w:cs="Courier New" w:hint="default"/>
+      </w:rPr>
     </w:lvl>
     <w:lvl w:ilvl="5">
       <w:numFmt w:val="bullet"/>
-      <w:lvlText w:val="–"/>
+      <w:lvlText w:val=""/>
       <w:lvlJc w:val="left"/>
       <w:pPr>
-        <w:tabs>
-          <w:tab w:val="num" w:pos="3600"/>
-        </w:tabs>
-        <w:ind w:left="4080" w:hanging="480"/>
-      </w:pPr>
+        <w:ind w:left="4320" w:hanging="360"/>
+      </w:pPr>
+      <w:rPr>
+        <w:rFonts w:ascii="Wingdings" w:hAnsi="Wingdings" w:cs="Wingdings" w:hint="default"/>
+      </w:rPr>
     </w:lvl>
     <w:lvl w:ilvl="6">
       <w:numFmt w:val="bullet"/>
-      <w:lvlText w:val="•"/>
+      <w:lvlText w:val=""/>
       <w:lvlJc w:val="left"/>
       <w:pPr>
-        <w:tabs>
-          <w:tab w:val="num" w:pos="4320"/>
-        </w:tabs>
-        <w:ind w:left="4800" w:hanging="480"/>
-      </w:pPr>
+        <w:ind w:left="5040" w:hanging="360"/>
+      </w:pPr>
+      <w:rPr>
+        <w:rFonts w:ascii="Symbol" w:hAnsi="Symbol" w:cs="Symbol" w:hint="default"/>
+      </w:rPr>
     </w:lvl>
     <w:lvl w:ilvl="7">
       <w:numFmt w:val="bullet"/>
-      <w:lvlText w:val="–"/>
+      <w:lvlText w:val="o"/>
       <w:lvlJc w:val="left"/>
       <w:pPr>
-        <w:tabs>
-          <w:tab w:val="num" w:pos="5040"/>
-        </w:tabs>
-        <w:ind w:left="5520" w:hanging="480"/>
-      </w:pPr>
+        <w:ind w:left="5760" w:hanging="360"/>
+      </w:pPr>
+      <w:rPr>
+        <w:rFonts w:ascii="Courier New" w:hAnsi="Courier New" w:cs="Courier New" w:hint="default"/>
+      </w:rPr>
     </w:lvl>
     <w:lvl w:ilvl="8">
       <w:numFmt w:val="bullet"/>
-      <w:lvlText w:val="•"/>
+      <w:lvlText w:val=""/>
       <w:lvlJc w:val="left"/>
       <w:pPr>
-        <w:tabs>
-          <w:tab w:val="num" w:pos="5760"/>
-        </w:tabs>
-        <w:ind w:left="6240" w:hanging="480"/>
-      </w:pPr>
+        <w:ind w:left="6480" w:hanging="360"/>
+      </w:pPr>
+      <w:rPr>
+        <w:rFonts w:ascii="Wingdings" w:hAnsi="Wingdings" w:cs="Wingdings" w:hint="default"/>
+      </w:rPr>
     </w:lvl>
   </w:abstractNum>
   <w:num w:numId="1000">
@@ -2433,10 +2689,10 @@
   <w:docDefaults>
     <w:rPrDefault>
       <w:rPr>
-        <w:rFonts w:asciiTheme="minorHAnsi" w:eastAsiaTheme="minorHAnsi" w:hAnsiTheme="minorHAnsi" w:cstheme="minorBidi"/>
+        <w:rFonts w:asciiTheme="minorHAnsi" w:cstheme="minorBidi" w:eastAsiaTheme="minorEastAsia" w:hAnsiTheme="minorHAnsi"/>
         <w:sz w:val="24"/>
         <w:szCs w:val="24"/>
-        <w:lang w:val="en-US" w:eastAsia="en-US" w:bidi="ar-SA"/>
+        <w:lang w:bidi="ar-SA" w:eastAsia="zh-CN" w:val="en-US"/>
       </w:rPr>
     </w:rPrDefault>
     <w:pPrDefault>
@@ -2445,91 +2701,145 @@
       </w:pPr>
     </w:pPrDefault>
   </w:docDefaults>
-  <w:latentStyles w:defLockedState="0" w:defUIPriority="0" w:defSemiHidden="0" w:defUnhideWhenUsed="0" w:defQFormat="0" w:count="276"/>
-  <w:style w:type="paragraph" w:default="1" w:styleId="Normal">
+  <w:latentStyles w:count="276" w:defLockedState="0" w:defQFormat="0" w:defSemiHidden="0" w:defUIPriority="0" w:defUnhideWhenUsed="0"/>
+  <w:style w:default="1" w:styleId="Normal" w:type="paragraph">
     <w:name w:val="Normal"/>
     <w:qFormat/>
   </w:style>
-  <w:style w:type="paragraph" w:styleId="BodyText">
+  <w:style w:styleId="BodyText" w:type="paragraph">
     <w:name w:val="Body Text"/>
     <w:basedOn w:val="Normal"/>
     <w:link w:val="BodyTextChar"/>
+    <w:qFormat/>
     <w:pPr>
-      <w:spacing w:before="180" w:after="180"/>
+      <w:spacing w:after="180" w:before="180"/>
     </w:pPr>
-    <w:qFormat/>
-  </w:style>
-  <w:style w:type="paragraph" w:customStyle="1" w:styleId="FirstParagraph">
+  </w:style>
+  <w:style w:customStyle="1" w:styleId="FirstParagraph" w:type="paragraph">
     <w:name w:val="First Paragraph"/>
     <w:basedOn w:val="BodyText"/>
     <w:next w:val="BodyText"/>
     <w:qFormat/>
   </w:style>
-  <w:style w:type="paragraph" w:customStyle="1" w:styleId="Compact">
+  <w:style w:customStyle="1" w:styleId="Compact" w:type="paragraph">
     <w:name w:val="Compact"/>
     <w:basedOn w:val="BodyText"/>
     <w:qFormat/>
     <w:pPr>
-      <w:spacing w:before="36" w:after="36"/>
+      <w:spacing w:after="36" w:before="36"/>
     </w:pPr>
   </w:style>
-  <w:style w:type="paragraph" w:styleId="Title">
+  <w:style w:styleId="Title" w:type="paragraph">
     <w:name w:val="Title"/>
     <w:basedOn w:val="Normal"/>
     <w:next w:val="BodyText"/>
+    <w:link w:val="TitleChar"/>
+    <w:uiPriority w:val="10"/>
     <w:qFormat/>
+    <w:rsid w:val="00A10FD9"/>
     <w:pPr>
-      <w:keepNext/>
-      <w:keepLines/>
-      <w:spacing w:before="480" w:after="240"/>
+      <w:spacing w:after="80" w:line="240" w:lineRule="auto"/>
+      <w:contextualSpacing/>
       <w:jc w:val="center"/>
     </w:pPr>
     <w:rPr>
-      <w:rFonts w:asciiTheme="majorHAnsi" w:eastAsiaTheme="majorEastAsia" w:hAnsiTheme="majorHAnsi" w:cstheme="majorBidi"/>
-      <w:b/>
-      <w:bCs/>
-      <w:color w:val="345A8A" w:themeColor="accent1" w:themeShade="B5"/>
-      <w:sz w:val="36"/>
-      <w:szCs w:val="36"/>
-    </w:rPr>
-  </w:style>
-  <w:style w:type="paragraph" w:styleId="Subtitle">
+      <w:rFonts w:asciiTheme="majorHAnsi" w:cstheme="majorBidi" w:eastAsiaTheme="majorEastAsia" w:hAnsiTheme="majorHAnsi"/>
+      <w:sz w:val="56"/>
+      <w:szCs w:val="56"/>
+    </w:rPr>
+  </w:style>
+  <w:style w:customStyle="1" w:styleId="TitleChar" w:type="character">
+    <w:name w:val="Title Char"/>
+    <w:basedOn w:val="DefaultParagraphFont"/>
+    <w:link w:val="Title"/>
+    <w:uiPriority w:val="10"/>
+    <w:rsid w:val="00A10FD9"/>
+    <w:rPr>
+      <w:rFonts w:asciiTheme="majorHAnsi" w:cstheme="majorBidi" w:eastAsiaTheme="majorEastAsia" w:hAnsiTheme="majorHAnsi"/>
+      <w:sz w:val="56"/>
+      <w:szCs w:val="56"/>
+    </w:rPr>
+  </w:style>
+  <w:style w:styleId="Subtitle" w:type="paragraph">
     <w:name w:val="Subtitle"/>
+    <w:basedOn w:val="Title"/>
+    <w:next w:val="BodyText"/>
+    <w:link w:val="SubtitleChar"/>
+    <w:uiPriority w:val="11"/>
+    <w:qFormat/>
+    <w:rsid w:val="00A10FD9"/>
+    <w:pPr>
+      <w:numPr>
+        <w:ilvl w:val="1"/>
+      </w:numPr>
+    </w:pPr>
+    <w:rPr>
+      <w:rFonts w:cstheme="majorBidi" w:eastAsiaTheme="majorEastAsia"/>
+      <w:spacing w:val="15"/>
+      <w:sz w:val="28"/>
+      <w:szCs w:val="28"/>
+    </w:rPr>
+  </w:style>
+  <w:style w:customStyle="1" w:styleId="SubtitleChar" w:type="character">
+    <w:name w:val="Subtitle Char"/>
+    <w:basedOn w:val="DefaultParagraphFont"/>
+    <w:link w:val="Subtitle"/>
+    <w:uiPriority w:val="11"/>
+    <w:rsid w:val="00A10FD9"/>
+    <w:rPr>
+      <w:rFonts w:cstheme="majorBidi" w:eastAsiaTheme="majorEastAsia"/>
+      <w:color w:themeColor="text1" w:themeTint="A6" w:val="595959"/>
+      <w:spacing w:val="15"/>
+      <w:sz w:val="28"/>
+      <w:szCs w:val="28"/>
+    </w:rPr>
+  </w:style>
+  <w:style w:customStyle="1" w:styleId="Author" w:type="paragraph">
+    <w:name w:val="Author"/>
     <w:basedOn w:val="Title"/>
     <w:next w:val="BodyText"/>
     <w:qFormat/>
     <w:pPr>
       <w:keepNext/>
       <w:keepLines/>
-      <w:spacing w:before="240" w:after="240"/>
-      <w:jc w:val="center"/>
     </w:pPr>
     <w:rPr>
-      <w:sz w:val="30"/>
-      <w:szCs w:val="30"/>
-    </w:rPr>
-  </w:style>
-  <w:style w:type="paragraph" w:customStyle="1" w:styleId="Author">
-    <w:name w:val="Author"/>
+      <w:sz w:val="24"/>
+      <w:szCs w:val="24"/>
+    </w:rPr>
+  </w:style>
+  <w:style w:styleId="Date" w:type="paragraph">
+    <w:name w:val="Date"/>
+    <w:basedOn w:val="Title"/>
     <w:next w:val="BodyText"/>
     <w:qFormat/>
     <w:pPr>
       <w:keepNext/>
       <w:keepLines/>
-      <w:jc w:val="center"/>
     </w:pPr>
-  </w:style>
-  <w:style w:type="paragraph" w:styleId="Date">
-    <w:name w:val="Date"/>
-    <w:next w:val="BodyText"/>
+    <w:rPr>
+      <w:sz w:val="24"/>
+      <w:szCs w:val="24"/>
+    </w:rPr>
+  </w:style>
+  <w:style w:customStyle="1" w:styleId="AbstractTitle" w:type="paragraph">
+    <w:name w:val="Abstract Title"/>
+    <w:basedOn w:val="Normal"/>
+    <w:next w:val="Abstract"/>
     <w:qFormat/>
     <w:pPr>
       <w:keepNext/>
       <w:keepLines/>
+      <w:spacing w:after="0" w:before="300"/>
       <w:jc w:val="center"/>
     </w:pPr>
-  </w:style>
-  <w:style w:type="paragraph" w:customStyle="1" w:styleId="Abstract">
+    <w:rPr>
+      <w:b/>
+      <w:sz w:val="20"/>
+      <w:szCs w:val="20"/>
+    </w:rPr>
+  </w:style>
+  <w:style w:customStyle="1" w:styleId="Abstract" w:type="paragraph">
     <w:name w:val="Abstract"/>
     <w:basedOn w:val="Normal"/>
     <w:next w:val="BodyText"/>
@@ -2537,14 +2847,14 @@
     <w:pPr>
       <w:keepNext/>
       <w:keepLines/>
-      <w:spacing w:before="300" w:after="300"/>
+      <w:spacing w:after="300" w:before="100"/>
     </w:pPr>
     <w:rPr>
       <w:sz w:val="20"/>
       <w:szCs w:val="20"/>
     </w:rPr>
   </w:style>
-  <w:style w:type="paragraph" w:styleId="Bibliography">
+  <w:style w:styleId="Bibliography" w:type="paragraph">
     <w:name w:val="Bibliography"/>
     <w:basedOn w:val="Normal"/>
     <w:next w:val="Bibliography"/>
@@ -2552,195 +2862,325 @@
     <w:pPr/>
     <w:rPr/>
   </w:style>
-  <w:style w:type="paragraph" w:styleId="Heading1">
-    <w:name w:val="Heading 1"/>
+  <w:style w:styleId="Heading1" w:type="paragraph">
+    <w:name w:val="heading 1"/>
     <w:basedOn w:val="Normal"/>
     <w:next w:val="BodyText"/>
+    <w:link w:val="Heading1Char"/>
     <w:uiPriority w:val="9"/>
     <w:qFormat/>
+    <w:rsid w:val="00A10FD9"/>
     <w:pPr>
       <w:keepNext/>
       <w:keepLines/>
-      <w:spacing w:before="480" w:after="0"/>
+      <w:spacing w:after="80" w:before="360"/>
       <w:outlineLvl w:val="0"/>
     </w:pPr>
     <w:rPr>
-      <w:rFonts w:asciiTheme="majorHAnsi" w:eastAsiaTheme="majorEastAsia" w:hAnsiTheme="majorHAnsi" w:cstheme="majorBidi"/>
-      <w:b/>
-      <w:bCs/>
-      <w:color w:val="4F81BD" w:themeColor="accent1"/>
-      <w:sz w:val="32"/>
-      <w:szCs w:val="32"/>
-    </w:rPr>
-  </w:style>
-  <w:style w:type="paragraph" w:styleId="Heading2">
-    <w:name w:val="Heading 2"/>
+      <w:rFonts w:asciiTheme="majorHAnsi" w:cstheme="majorBidi" w:eastAsiaTheme="majorEastAsia" w:hAnsiTheme="majorHAnsi"/>
+      <w:color w:themeColor="accent1" w:themeShade="BF" w:val="0F4761"/>
+      <w:sz w:val="40"/>
+      <w:szCs w:val="40"/>
+    </w:rPr>
+  </w:style>
+  <w:style w:styleId="Heading2" w:type="paragraph">
+    <w:name w:val="heading 2"/>
     <w:basedOn w:val="Normal"/>
     <w:next w:val="BodyText"/>
+    <w:link w:val="Heading2Char"/>
     <w:uiPriority w:val="9"/>
+    <w:semiHidden/>
     <w:unhideWhenUsed/>
     <w:qFormat/>
+    <w:rsid w:val="00A10FD9"/>
     <w:pPr>
       <w:keepNext/>
       <w:keepLines/>
-      <w:spacing w:before="200" w:after="0"/>
+      <w:spacing w:after="80" w:before="160"/>
       <w:outlineLvl w:val="1"/>
     </w:pPr>
     <w:rPr>
-      <w:rFonts w:asciiTheme="majorHAnsi" w:eastAsiaTheme="majorEastAsia" w:hAnsiTheme="majorHAnsi" w:cstheme="majorBidi"/>
-      <w:b/>
-      <w:bCs/>
-      <w:color w:val="4F81BD" w:themeColor="accent1"/>
-      <w:sz w:val="28"/>
-      <w:szCs w:val="28"/>
-    </w:rPr>
-  </w:style>
-  <w:style w:type="paragraph" w:styleId="Heading3">
-    <w:name w:val="Heading 3"/>
+      <w:rFonts w:asciiTheme="majorHAnsi" w:cstheme="majorBidi" w:eastAsiaTheme="majorEastAsia" w:hAnsiTheme="majorHAnsi"/>
+      <w:color w:themeColor="accent1" w:themeShade="BF" w:val="0F4761"/>
+      <w:sz w:val="32"/>
+      <w:szCs w:val="32"/>
+    </w:rPr>
+  </w:style>
+  <w:style w:styleId="Heading3" w:type="paragraph">
+    <w:name w:val="heading 3"/>
     <w:basedOn w:val="Normal"/>
     <w:next w:val="BodyText"/>
+    <w:link w:val="Heading3Char"/>
     <w:uiPriority w:val="9"/>
+    <w:semiHidden/>
     <w:unhideWhenUsed/>
     <w:qFormat/>
+    <w:rsid w:val="00A10FD9"/>
     <w:pPr>
       <w:keepNext/>
       <w:keepLines/>
-      <w:spacing w:before="200" w:after="0"/>
+      <w:spacing w:after="80" w:before="160"/>
       <w:outlineLvl w:val="2"/>
     </w:pPr>
     <w:rPr>
-      <w:rFonts w:asciiTheme="majorHAnsi" w:eastAsiaTheme="majorEastAsia" w:hAnsiTheme="majorHAnsi" w:cstheme="majorBidi"/>
-      <w:b/>
-      <w:bCs/>
-      <w:color w:val="4F81BD" w:themeColor="accent1"/>
-      <w:sz w:val="24"/>
-      <w:szCs w:val="24"/>
-    </w:rPr>
-  </w:style>
-  <w:style w:type="paragraph" w:styleId="Heading4">
-    <w:name w:val="Heading 4"/>
+      <w:rFonts w:cstheme="majorBidi" w:eastAsiaTheme="majorEastAsia"/>
+      <w:color w:themeColor="accent1" w:themeShade="BF" w:val="0F4761"/>
+      <w:sz w:val="28"/>
+      <w:szCs w:val="28"/>
+    </w:rPr>
+  </w:style>
+  <w:style w:styleId="Heading4" w:type="paragraph">
+    <w:name w:val="heading 4"/>
     <w:basedOn w:val="Normal"/>
     <w:next w:val="BodyText"/>
+    <w:link w:val="Heading4Char"/>
     <w:uiPriority w:val="9"/>
+    <w:semiHidden/>
     <w:unhideWhenUsed/>
     <w:qFormat/>
+    <w:rsid w:val="00A10FD9"/>
     <w:pPr>
       <w:keepNext/>
       <w:keepLines/>
-      <w:spacing w:before="200" w:after="0"/>
+      <w:spacing w:after="40" w:before="80"/>
       <w:outlineLvl w:val="3"/>
     </w:pPr>
     <w:rPr>
-      <w:rFonts w:asciiTheme="majorHAnsi" w:eastAsiaTheme="majorEastAsia" w:hAnsiTheme="majorHAnsi" w:cstheme="majorBidi"/>
+      <w:rFonts w:cstheme="majorBidi" w:eastAsiaTheme="majorEastAsia"/>
       <w:i/>
-      <w:bCs/>
-      <w:color w:val="4F81BD" w:themeColor="accent1"/>
-      <w:sz w:val="24"/>
-      <w:szCs w:val="24"/>
-    </w:rPr>
-  </w:style>
-  <w:style w:type="paragraph" w:styleId="Heading5">
-    <w:name w:val="Heading 5"/>
+      <w:iCs/>
+      <w:color w:themeColor="accent1" w:themeShade="BF" w:val="0F4761"/>
+    </w:rPr>
+  </w:style>
+  <w:style w:styleId="Heading5" w:type="paragraph">
+    <w:name w:val="heading 5"/>
     <w:basedOn w:val="Normal"/>
     <w:next w:val="BodyText"/>
+    <w:link w:val="Heading5Char"/>
     <w:uiPriority w:val="9"/>
+    <w:semiHidden/>
     <w:unhideWhenUsed/>
     <w:qFormat/>
+    <w:rsid w:val="00A10FD9"/>
     <w:pPr>
       <w:keepNext/>
       <w:keepLines/>
-      <w:spacing w:before="200" w:after="0"/>
+      <w:spacing w:after="40" w:before="80"/>
       <w:outlineLvl w:val="4"/>
     </w:pPr>
     <w:rPr>
-      <w:rFonts w:asciiTheme="majorHAnsi" w:eastAsiaTheme="majorEastAsia" w:hAnsiTheme="majorHAnsi" w:cstheme="majorBidi"/>
-      <w:iCs/>
-      <w:color w:val="4F81BD" w:themeColor="accent1"/>
-      <w:sz w:val="24"/>
-      <w:szCs w:val="24"/>
-    </w:rPr>
-  </w:style>
-  <w:style w:type="paragraph" w:styleId="Heading6">
-    <w:name w:val="Heading 6"/>
+      <w:rFonts w:cstheme="majorBidi" w:eastAsiaTheme="majorEastAsia"/>
+      <w:color w:themeColor="accent1" w:themeShade="BF" w:val="0F4761"/>
+    </w:rPr>
+  </w:style>
+  <w:style w:styleId="Heading6" w:type="paragraph">
+    <w:name w:val="heading 6"/>
     <w:basedOn w:val="Normal"/>
     <w:next w:val="BodyText"/>
+    <w:link w:val="Heading6Char"/>
     <w:uiPriority w:val="9"/>
+    <w:semiHidden/>
     <w:unhideWhenUsed/>
     <w:qFormat/>
+    <w:rsid w:val="00A10FD9"/>
     <w:pPr>
       <w:keepNext/>
       <w:keepLines/>
-      <w:spacing w:before="200" w:after="0"/>
+      <w:spacing w:after="0" w:before="40"/>
       <w:outlineLvl w:val="5"/>
     </w:pPr>
     <w:rPr>
-      <w:rFonts w:asciiTheme="majorHAnsi" w:eastAsiaTheme="majorEastAsia" w:hAnsiTheme="majorHAnsi" w:cstheme="majorBidi"/>
-      <w:color w:val="4F81BD" w:themeColor="accent1"/>
-      <w:sz w:val="24"/>
-      <w:szCs w:val="24"/>
-    </w:rPr>
-  </w:style>
-  <w:style w:type="paragraph" w:styleId="Heading7">
-    <w:name w:val="Heading 7"/>
+      <w:rFonts w:cstheme="majorBidi" w:eastAsiaTheme="majorEastAsia"/>
+      <w:i/>
+      <w:iCs/>
+      <w:color w:themeColor="text1" w:themeTint="A6" w:val="595959"/>
+    </w:rPr>
+  </w:style>
+  <w:style w:styleId="Heading7" w:type="paragraph">
+    <w:name w:val="heading 7"/>
     <w:basedOn w:val="Normal"/>
     <w:next w:val="BodyText"/>
+    <w:link w:val="Heading7Char"/>
     <w:uiPriority w:val="9"/>
+    <w:semiHidden/>
     <w:unhideWhenUsed/>
     <w:qFormat/>
+    <w:rsid w:val="00A10FD9"/>
     <w:pPr>
       <w:keepNext/>
       <w:keepLines/>
-      <w:spacing w:before="200" w:after="0"/>
+      <w:spacing w:after="0" w:before="40"/>
       <w:outlineLvl w:val="6"/>
     </w:pPr>
     <w:rPr>
-      <w:rFonts w:asciiTheme="majorHAnsi" w:eastAsiaTheme="majorEastAsia" w:hAnsiTheme="majorHAnsi" w:cstheme="majorBidi"/>
-      <w:color w:val="4F81BD" w:themeColor="accent1"/>
-      <w:sz w:val="24"/>
-      <w:szCs w:val="24"/>
-    </w:rPr>
-  </w:style>
-  <w:style w:type="paragraph" w:styleId="Heading8">
-    <w:name w:val="Heading 8"/>
+      <w:rFonts w:cstheme="majorBidi" w:eastAsiaTheme="majorEastAsia"/>
+      <w:color w:themeColor="text1" w:themeTint="A6" w:val="595959"/>
+    </w:rPr>
+  </w:style>
+  <w:style w:styleId="Heading8" w:type="paragraph">
+    <w:name w:val="heading 8"/>
     <w:basedOn w:val="Normal"/>
     <w:next w:val="BodyText"/>
+    <w:link w:val="Heading8Char"/>
     <w:uiPriority w:val="9"/>
+    <w:semiHidden/>
     <w:unhideWhenUsed/>
     <w:qFormat/>
+    <w:rsid w:val="00A10FD9"/>
     <w:pPr>
       <w:keepNext/>
       <w:keepLines/>
-      <w:spacing w:before="200" w:after="0"/>
+      <w:spacing w:after="0"/>
       <w:outlineLvl w:val="7"/>
     </w:pPr>
     <w:rPr>
-      <w:rFonts w:asciiTheme="majorHAnsi" w:eastAsiaTheme="majorEastAsia" w:hAnsiTheme="majorHAnsi" w:cstheme="majorBidi"/>
-      <w:color w:val="4F81BD" w:themeColor="accent1"/>
-      <w:sz w:val="24"/>
-      <w:szCs w:val="24"/>
-    </w:rPr>
-  </w:style>
-  <w:style w:type="paragraph" w:styleId="Heading9">
-    <w:name w:val="Heading 9"/>
+      <w:rFonts w:cstheme="majorBidi" w:eastAsiaTheme="majorEastAsia"/>
+      <w:i/>
+      <w:iCs/>
+      <w:color w:themeColor="text1" w:themeTint="D8" w:val="272727"/>
+    </w:rPr>
+  </w:style>
+  <w:style w:styleId="Heading9" w:type="paragraph">
+    <w:name w:val="heading 9"/>
     <w:basedOn w:val="Normal"/>
     <w:next w:val="BodyText"/>
+    <w:link w:val="Heading9Char"/>
     <w:uiPriority w:val="9"/>
+    <w:semiHidden/>
     <w:unhideWhenUsed/>
     <w:qFormat/>
+    <w:rsid w:val="00A10FD9"/>
     <w:pPr>
       <w:keepNext/>
       <w:keepLines/>
-      <w:spacing w:before="200" w:after="0"/>
+      <w:spacing w:after="0"/>
       <w:outlineLvl w:val="8"/>
     </w:pPr>
     <w:rPr>
-      <w:rFonts w:asciiTheme="majorHAnsi" w:eastAsiaTheme="majorEastAsia" w:hAnsiTheme="majorHAnsi" w:cstheme="majorBidi"/>
-      <w:color w:val="4F81BD" w:themeColor="accent1"/>
-      <w:sz w:val="24"/>
-      <w:szCs w:val="24"/>
-    </w:rPr>
-  </w:style>
-  <w:style w:type="paragraph" w:styleId="BlockText">
+      <w:rFonts w:cstheme="majorBidi" w:eastAsiaTheme="majorEastAsia"/>
+      <w:color w:themeColor="text1" w:themeTint="D8" w:val="272727"/>
+    </w:rPr>
+  </w:style>
+  <w:style w:customStyle="1" w:styleId="Heading1Char" w:type="character">
+    <w:name w:val="Heading 1 Char"/>
+    <w:basedOn w:val="DefaultParagraphFont"/>
+    <w:link w:val="Heading1"/>
+    <w:uiPriority w:val="9"/>
+    <w:rsid w:val="00A10FD9"/>
+    <w:rPr>
+      <w:rFonts w:asciiTheme="majorHAnsi" w:cstheme="majorBidi" w:eastAsiaTheme="majorEastAsia" w:hAnsiTheme="majorHAnsi"/>
+      <w:color w:themeColor="accent1" w:themeShade="BF" w:val="0F4761"/>
+      <w:sz w:val="40"/>
+      <w:szCs w:val="40"/>
+    </w:rPr>
+  </w:style>
+  <w:style w:customStyle="1" w:styleId="Heading2Char" w:type="character">
+    <w:name w:val="Heading 2 Char"/>
+    <w:basedOn w:val="DefaultParagraphFont"/>
+    <w:link w:val="Heading2"/>
+    <w:uiPriority w:val="9"/>
+    <w:semiHidden/>
+    <w:rsid w:val="00A10FD9"/>
+    <w:rPr>
+      <w:rFonts w:asciiTheme="majorHAnsi" w:cstheme="majorBidi" w:eastAsiaTheme="majorEastAsia" w:hAnsiTheme="majorHAnsi"/>
+      <w:color w:themeColor="accent1" w:themeShade="BF" w:val="0F4761"/>
+      <w:sz w:val="32"/>
+      <w:szCs w:val="32"/>
+    </w:rPr>
+  </w:style>
+  <w:style w:customStyle="1" w:styleId="Heading3Char" w:type="character">
+    <w:name w:val="Heading 3 Char"/>
+    <w:basedOn w:val="DefaultParagraphFont"/>
+    <w:link w:val="Heading3"/>
+    <w:uiPriority w:val="9"/>
+    <w:semiHidden/>
+    <w:rsid w:val="00A10FD9"/>
+    <w:rPr>
+      <w:rFonts w:cstheme="majorBidi" w:eastAsiaTheme="majorEastAsia"/>
+      <w:color w:themeColor="accent1" w:themeShade="BF" w:val="0F4761"/>
+      <w:sz w:val="28"/>
+      <w:szCs w:val="28"/>
+    </w:rPr>
+  </w:style>
+  <w:style w:customStyle="1" w:styleId="Heading4Char" w:type="character">
+    <w:name w:val="Heading 4 Char"/>
+    <w:basedOn w:val="DefaultParagraphFont"/>
+    <w:link w:val="Heading4"/>
+    <w:uiPriority w:val="9"/>
+    <w:semiHidden/>
+    <w:rsid w:val="00A10FD9"/>
+    <w:rPr>
+      <w:rFonts w:cstheme="majorBidi" w:eastAsiaTheme="majorEastAsia"/>
+      <w:i/>
+      <w:iCs/>
+      <w:color w:themeColor="accent1" w:themeShade="BF" w:val="0F4761"/>
+    </w:rPr>
+  </w:style>
+  <w:style w:customStyle="1" w:styleId="Heading5Char" w:type="character">
+    <w:name w:val="Heading 5 Char"/>
+    <w:basedOn w:val="DefaultParagraphFont"/>
+    <w:link w:val="Heading5"/>
+    <w:uiPriority w:val="9"/>
+    <w:semiHidden/>
+    <w:rsid w:val="00A10FD9"/>
+    <w:rPr>
+      <w:rFonts w:cstheme="majorBidi" w:eastAsiaTheme="majorEastAsia"/>
+      <w:color w:themeColor="accent1" w:themeShade="BF" w:val="0F4761"/>
+    </w:rPr>
+  </w:style>
+  <w:style w:customStyle="1" w:styleId="Heading6Char" w:type="character">
+    <w:name w:val="Heading 6 Char"/>
+    <w:basedOn w:val="DefaultParagraphFont"/>
+    <w:link w:val="Heading6"/>
+    <w:uiPriority w:val="9"/>
+    <w:semiHidden/>
+    <w:rsid w:val="00A10FD9"/>
+    <w:rPr>
+      <w:rFonts w:cstheme="majorBidi" w:eastAsiaTheme="majorEastAsia"/>
+      <w:i/>
+      <w:iCs/>
+      <w:color w:themeColor="text1" w:themeTint="A6" w:val="595959"/>
+    </w:rPr>
+  </w:style>
+  <w:style w:customStyle="1" w:styleId="Heading7Char" w:type="character">
+    <w:name w:val="Heading 7 Char"/>
+    <w:basedOn w:val="DefaultParagraphFont"/>
+    <w:link w:val="Heading7"/>
+    <w:uiPriority w:val="9"/>
+    <w:semiHidden/>
+    <w:rsid w:val="00A10FD9"/>
+    <w:rPr>
+      <w:rFonts w:cstheme="majorBidi" w:eastAsiaTheme="majorEastAsia"/>
+      <w:color w:themeColor="text1" w:themeTint="A6" w:val="595959"/>
+    </w:rPr>
+  </w:style>
+  <w:style w:customStyle="1" w:styleId="Heading8Char" w:type="character">
+    <w:name w:val="Heading 8 Char"/>
+    <w:basedOn w:val="DefaultParagraphFont"/>
+    <w:link w:val="Heading8"/>
+    <w:uiPriority w:val="9"/>
+    <w:semiHidden/>
+    <w:rsid w:val="00A10FD9"/>
+    <w:rPr>
+      <w:rFonts w:cstheme="majorBidi" w:eastAsiaTheme="majorEastAsia"/>
+      <w:i/>
+      <w:iCs/>
+      <w:color w:themeColor="text1" w:themeTint="D8" w:val="272727"/>
+    </w:rPr>
+  </w:style>
+  <w:style w:customStyle="1" w:styleId="Heading9Char" w:type="character">
+    <w:name w:val="Heading 9 Char"/>
+    <w:basedOn w:val="DefaultParagraphFont"/>
+    <w:link w:val="Heading9"/>
+    <w:uiPriority w:val="9"/>
+    <w:semiHidden/>
+    <w:rsid w:val="00A10FD9"/>
+    <w:rPr>
+      <w:rFonts w:cstheme="majorBidi" w:eastAsiaTheme="majorEastAsia"/>
+      <w:color w:themeColor="text1" w:themeTint="D8" w:val="272727"/>
+    </w:rPr>
+  </w:style>
+  <w:style w:styleId="BlockText" w:type="paragraph">
     <w:name w:val="Block Text"/>
     <w:basedOn w:val="BodyText"/>
     <w:next w:val="BodyText"/>
@@ -2748,11 +3188,11 @@
     <w:unhideWhenUsed/>
     <w:qFormat/>
     <w:pPr>
-      <w:spacing w:before="100" w:after="100"/>
+      <w:spacing w:after="100" w:before="100"/>
       <w:ind w:firstLine="0" w:left="480" w:right="480"/>
     </w:pPr>
   </w:style>
-  <w:style w:type="paragraph" w:styleId="FootnoteText">
+  <w:style w:styleId="FootnoteText" w:type="paragraph">
     <w:name w:val="Footnote Text"/>
     <w:basedOn w:val="Normal"/>
     <w:next w:val="FootnoteText"/>
@@ -2760,28 +3200,48 @@
     <w:unhideWhenUsed/>
     <w:qFormat/>
   </w:style>
-  <w:style w:type="character" w:default="1" w:styleId="DefaultParagraphFont">
+  <w:style w:styleId="FootnoteBlockText" w:type="paragraph">
+    <w:name w:val="Footnote Block Text"/>
+    <w:basedOn w:val="FootnoteText"/>
+    <w:next w:val="FootnoteText"/>
+    <w:uiPriority w:val="9"/>
+    <w:unhideWhenUsed/>
+    <w:qFormat/>
+    <w:pPr>
+      <w:spacing w:after="100" w:before="100"/>
+      <w:ind w:firstLine="0" w:left="480" w:right="480"/>
+    </w:pPr>
+  </w:style>
+  <w:style w:default="1" w:styleId="DefaultParagraphFont" w:type="character">
     <w:name w:val="Default Paragraph Font"/>
     <w:semiHidden/>
     <w:unhideWhenUsed/>
   </w:style>
-  <w:style w:type="table" w:default="1" w:styleId="Table">
+  <w:style w:default="1" w:styleId="Table" w:type="table">
     <w:name w:val="Table"/>
     <w:basedOn w:val="TableNormal"/>
     <w:semiHidden/>
     <w:unhideWhenUsed/>
     <w:qFormat/>
     <w:tblPr>
-      <w:tblInd w:w="0" w:type="dxa"/>
+      <w:tblInd w:type="dxa" w:w="0"/>
       <w:tblCellMar>
-        <w:top w:w="0" w:type="dxa"/>
-        <w:left w:w="108" w:type="dxa"/>
-        <w:bottom w:w="0" w:type="dxa"/>
-        <w:right w:w="108" w:type="dxa"/>
+        <w:top w:type="dxa" w:w="0"/>
+        <w:left w:type="dxa" w:w="108"/>
+        <w:bottom w:type="dxa" w:w="0"/>
+        <w:right w:type="dxa" w:w="108"/>
       </w:tblCellMar>
     </w:tblPr>
-  </w:style>
-  <w:style w:type="paragraph" w:customStyle="1" w:styleId="DefinitionTerm">
+    <w:tblStylePr w:type="firstRow">
+      <w:tcPr>
+        <w:tcBorders>
+          <w:bottom w:val="single"/>
+        </w:tcBorders>
+        <w:vAlign w:val="bottom"/>
+      </w:tcPr>
+    </w:tblStylePr>
+  </w:style>
+  <w:style w:customStyle="1" w:styleId="DefinitionTerm" w:type="paragraph">
     <w:name w:val="Definition Term"/>
     <w:basedOn w:val="Normal"/>
     <w:next w:val="Definition"/>
@@ -2794,49 +3254,49 @@
       <w:b/>
     </w:rPr>
   </w:style>
-  <w:style w:type="paragraph" w:customStyle="1" w:styleId="Definition">
+  <w:style w:customStyle="1" w:styleId="Definition" w:type="paragraph">
     <w:name w:val="Definition"/>
     <w:basedOn w:val="Normal"/>
   </w:style>
-  <w:style w:type="paragraph" w:styleId="Caption">
+  <w:style w:styleId="Caption" w:type="paragraph">
     <w:name w:val="Caption"/>
     <w:basedOn w:val="Normal"/>
     <w:link w:val="BodyTextChar"/>
     <w:pPr>
-      <w:spacing w:before="0" w:after="120"/>
+      <w:spacing w:after="120" w:before="0"/>
     </w:pPr>
     <w:rPr>
       <w:i/>
     </w:rPr>
   </w:style>
-  <w:style w:type="paragraph" w:customStyle="1" w:styleId="TableCaption">
+  <w:style w:customStyle="1" w:styleId="TableCaption" w:type="paragraph">
     <w:name w:val="Table Caption"/>
     <w:basedOn w:val="Caption"/>
     <w:pPr>
       <w:keepNext/>
     </w:pPr>
   </w:style>
-  <w:style w:type="paragraph" w:customStyle="1" w:styleId="ImageCaption">
+  <w:style w:customStyle="1" w:styleId="ImageCaption" w:type="paragraph">
     <w:name w:val="Image Caption"/>
     <w:basedOn w:val="Caption"/>
   </w:style>
-  <w:style w:type="paragraph" w:customStyle="1" w:styleId="Figure">
+  <w:style w:customStyle="1" w:styleId="Figure" w:type="paragraph">
     <w:name w:val="Figure"/>
     <w:basedOn w:val="Normal"/>
   </w:style>
-  <w:style w:type="paragraph" w:customStyle="1" w:styleId="CaptionedFigure">
+  <w:style w:customStyle="1" w:styleId="CaptionedFigure" w:type="paragraph">
     <w:name w:val="Captioned Figure"/>
     <w:basedOn w:val="Figure"/>
     <w:pPr>
       <w:keepNext/>
     </w:pPr>
   </w:style>
-  <w:style w:type="character" w:customStyle="1" w:styleId="BodyTextChar">
+  <w:style w:customStyle="1" w:styleId="BodyTextChar" w:type="character">
     <w:name w:val="Body Text Char"/>
     <w:basedOn w:val="DefaultParagraphFont"/>
     <w:link w:val="BodyText"/>
   </w:style>
-  <w:style w:type="character" w:customStyle="1" w:styleId="VerbatimChar">
+  <w:style w:customStyle="1" w:styleId="VerbatimChar" w:type="character">
     <w:name w:val="Verbatim Char"/>
     <w:basedOn w:val="BodyTextChar"/>
     <w:rPr>
@@ -2844,21 +3304,25 @@
       <w:sz w:val="22"/>
     </w:rPr>
   </w:style>
-  <w:style w:type="character" w:styleId="FootnoteReference">
+  <w:style w:customStyle="1" w:styleId="SectionNumber" w:type="character">
+    <w:name w:val="Section Number"/>
+    <w:basedOn w:val="BodyTextChar"/>
+  </w:style>
+  <w:style w:styleId="FootnoteReference" w:type="character">
     <w:name w:val="Footnote Reference"/>
     <w:basedOn w:val="BodyTextChar"/>
     <w:rPr>
       <w:vertAlign w:val="superscript"/>
     </w:rPr>
   </w:style>
-  <w:style w:type="character" w:styleId="Hyperlink">
+  <w:style w:styleId="Hyperlink" w:type="character">
     <w:name w:val="Hyperlink"/>
     <w:basedOn w:val="BodyTextChar"/>
     <w:rPr>
-      <w:color w:val="4F81BD" w:themeColor="accent1"/>
-    </w:rPr>
-  </w:style>
-  <w:style w:type="paragraph" w:styleId="TOCHeading">
+      <w:color w:themeColor="accent1" w:val="4F81BD"/>
+    </w:rPr>
+  </w:style>
+  <w:style w:styleId="TOCHeading" w:type="paragraph">
     <w:name w:val="TOC Heading"/>
     <w:basedOn w:val="Heading1"/>
     <w:next w:val="BodyText"/>
@@ -2870,10 +3334,10 @@
       <w:outlineLvl w:val="9"/>
     </w:pPr>
     <w:rPr>
-      <w:rFonts w:asciiTheme="majorHAnsi" w:eastAsiaTheme="majorEastAsia" w:hAnsiTheme="majorHAnsi" w:cstheme="majorBidi"/>
+      <w:rFonts w:asciiTheme="majorHAnsi" w:cstheme="majorBidi" w:eastAsiaTheme="majorEastAsia" w:hAnsiTheme="majorHAnsi"/>
       <w:b w:val="0"/>
       <w:bCs w:val="0"/>
-      <w:color w:val="365F91" w:themeColor="accent1" w:themeShade="BF"/>
+      <w:color w:themeColor="accent1" w:themeShade="BF" w:val="365F91"/>
     </w:rPr>
   </w:style>
   <w:style w:type="paragraph" w:customStyle="1" w:styleId="SourceCode">
@@ -2888,8 +3352,8 @@
     <w:name w:val="KeywordTok"/>
     <w:basedOn w:val="VerbatimChar"/>
     <w:rPr>
+      <w:b/>
       <w:color w:val="007020"/>
-      <w:b/>
     </w:rPr>
   </w:style>
   <w:style w:type="character" w:customStyle="1" w:styleId="DataTypeTok">
@@ -2965,40 +3429,43 @@
   <w:style w:type="character" w:customStyle="1" w:styleId="ImportTok">
     <w:name w:val="ImportTok"/>
     <w:basedOn w:val="VerbatimChar"/>
-    <w:rPr/>
+    <w:rPr>
+      <w:b/>
+      <w:color w:val="008000"/>
+    </w:rPr>
   </w:style>
   <w:style w:type="character" w:customStyle="1" w:styleId="CommentTok">
     <w:name w:val="CommentTok"/>
     <w:basedOn w:val="VerbatimChar"/>
     <w:rPr>
+      <w:i/>
       <w:color w:val="60a0b0"/>
-      <w:i/>
     </w:rPr>
   </w:style>
   <w:style w:type="character" w:customStyle="1" w:styleId="DocumentationTok">
     <w:name w:val="DocumentationTok"/>
     <w:basedOn w:val="VerbatimChar"/>
     <w:rPr>
+      <w:i/>
       <w:color w:val="ba2121"/>
-      <w:i/>
     </w:rPr>
   </w:style>
   <w:style w:type="character" w:customStyle="1" w:styleId="AnnotationTok">
     <w:name w:val="AnnotationTok"/>
     <w:basedOn w:val="VerbatimChar"/>
     <w:rPr>
-      <w:color w:val="60a0b0"/>
       <w:b/>
       <w:i/>
+      <w:color w:val="60a0b0"/>
     </w:rPr>
   </w:style>
   <w:style w:type="character" w:customStyle="1" w:styleId="CommentVarTok">
     <w:name w:val="CommentVarTok"/>
     <w:basedOn w:val="VerbatimChar"/>
     <w:rPr>
-      <w:color w:val="60a0b0"/>
       <w:b/>
       <w:i/>
+      <w:color w:val="60a0b0"/>
     </w:rPr>
   </w:style>
   <w:style w:type="character" w:customStyle="1" w:styleId="OtherTok">
@@ -3026,8 +3493,8 @@
     <w:name w:val="ControlFlowTok"/>
     <w:basedOn w:val="VerbatimChar"/>
     <w:rPr>
+      <w:b/>
       <w:color w:val="007020"/>
-      <w:b/>
     </w:rPr>
   </w:style>
   <w:style w:type="character" w:customStyle="1" w:styleId="OperatorTok">
@@ -3040,7 +3507,9 @@
   <w:style w:type="character" w:customStyle="1" w:styleId="BuiltInTok">
     <w:name w:val="BuiltInTok"/>
     <w:basedOn w:val="VerbatimChar"/>
-    <w:rPr/>
+    <w:rPr>
+      <w:color w:val="008000"/>
+    </w:rPr>
   </w:style>
   <w:style w:type="character" w:customStyle="1" w:styleId="ExtensionTok">
     <w:name w:val="ExtensionTok"/>
@@ -3070,34 +3539,34 @@
     <w:name w:val="InformationTok"/>
     <w:basedOn w:val="VerbatimChar"/>
     <w:rPr>
-      <w:color w:val="60a0b0"/>
       <w:b/>
       <w:i/>
+      <w:color w:val="60a0b0"/>
     </w:rPr>
   </w:style>
   <w:style w:type="character" w:customStyle="1" w:styleId="WarningTok">
     <w:name w:val="WarningTok"/>
     <w:basedOn w:val="VerbatimChar"/>
     <w:rPr>
-      <w:color w:val="60a0b0"/>
       <w:b/>
       <w:i/>
+      <w:color w:val="60a0b0"/>
     </w:rPr>
   </w:style>
   <w:style w:type="character" w:customStyle="1" w:styleId="AlertTok">
     <w:name w:val="AlertTok"/>
     <w:basedOn w:val="VerbatimChar"/>
     <w:rPr>
+      <w:b/>
       <w:color w:val="ff0000"/>
-      <w:b/>
     </w:rPr>
   </w:style>
   <w:style w:type="character" w:customStyle="1" w:styleId="ErrorTok">
     <w:name w:val="ErrorTok"/>
     <w:basedOn w:val="VerbatimChar"/>
     <w:rPr>
+      <w:b/>
       <w:color w:val="ff0000"/>
-      <w:b/>
     </w:rPr>
   </w:style>
   <w:style w:type="character" w:customStyle="1" w:styleId="NormalTok">
@@ -3119,44 +3588,44 @@
         <a:sysClr val="window" lastClr="FFFFFF"/>
       </a:lt1>
       <a:dk2>
-        <a:srgbClr val="1F497D"/>
+        <a:srgbClr val="0E2841"/>
       </a:dk2>
       <a:lt2>
-        <a:srgbClr val="EEECE1"/>
+        <a:srgbClr val="E8E8E8"/>
       </a:lt2>
       <a:accent1>
-        <a:srgbClr val="4F81BD"/>
+        <a:srgbClr val="156082"/>
       </a:accent1>
       <a:accent2>
-        <a:srgbClr val="C0504D"/>
+        <a:srgbClr val="E97132"/>
       </a:accent2>
       <a:accent3>
-        <a:srgbClr val="9BBB59"/>
+        <a:srgbClr val="196B24"/>
       </a:accent3>
       <a:accent4>
-        <a:srgbClr val="8064A2"/>
+        <a:srgbClr val="0F9ED5"/>
       </a:accent4>
       <a:accent5>
-        <a:srgbClr val="4BACC6"/>
+        <a:srgbClr val="A02B93"/>
       </a:accent5>
       <a:accent6>
-        <a:srgbClr val="F79646"/>
+        <a:srgbClr val="4EA72E"/>
       </a:accent6>
       <a:hlink>
-        <a:srgbClr val="0000FF"/>
+        <a:srgbClr val="467886"/>
       </a:hlink>
       <a:folHlink>
-        <a:srgbClr val="800080"/>
+        <a:srgbClr val="96607D"/>
       </a:folHlink>
     </a:clrScheme>
     <a:fontScheme name="Office">
       <a:majorFont>
-        <a:latin typeface="Calibri"/>
+        <a:latin typeface="Aptos Display" panose="02110004020202020204"/>
         <a:ea typeface=""/>
         <a:cs typeface=""/>
-        <a:font script="Jpan" typeface="ＭＳ ゴシック"/>
+        <a:font script="Jpan" typeface="游ゴシック Light"/>
         <a:font script="Hang" typeface="맑은 고딕"/>
-        <a:font script="Hans" typeface="宋体"/>
+        <a:font script="Hans" typeface="等线 Light"/>
         <a:font script="Hant" typeface="新細明體"/>
         <a:font script="Arab" typeface="Times New Roman"/>
         <a:font script="Hebr" typeface="Times New Roman"/>
@@ -3183,14 +3652,32 @@
         <a:font script="Mong" typeface="Mongolian Baiti"/>
         <a:font script="Viet" typeface="Times New Roman"/>
         <a:font script="Uigh" typeface="Microsoft Uighur"/>
+        <a:font script="Geor" typeface="Sylfaen"/>
+        <a:font script="Armn" typeface="Arial"/>
+        <a:font script="Bugi" typeface="Leelawadee UI"/>
+        <a:font script="Bopo" typeface="Microsoft JhengHei"/>
+        <a:font script="Java" typeface="Javanese Text"/>
+        <a:font script="Lisu" typeface="Segoe UI"/>
+        <a:font script="Mymr" typeface="Myanmar Text"/>
+        <a:font script="Nkoo" typeface="Ebrima"/>
+        <a:font script="Olck" typeface="Nirmala UI"/>
+        <a:font script="Osma" typeface="Ebrima"/>
+        <a:font script="Phag" typeface="Phagspa"/>
+        <a:font script="Syrn" typeface="Estrangelo Edessa"/>
+        <a:font script="Syrj" typeface="Estrangelo Edessa"/>
+        <a:font script="Syre" typeface="Estrangelo Edessa"/>
+        <a:font script="Sora" typeface="Nirmala UI"/>
+        <a:font script="Tale" typeface="Microsoft Tai Le"/>
+        <a:font script="Talu" typeface="Microsoft New Tai Lue"/>
+        <a:font script="Tfng" typeface="Ebrima"/>
       </a:majorFont>
       <a:minorFont>
-        <a:latin typeface="Cambria"/>
+        <a:latin typeface="Aptos" panose="02110004020202020204"/>
         <a:ea typeface=""/>
         <a:cs typeface=""/>
-        <a:font script="Jpan" typeface="ＭＳ 明朝"/>
+        <a:font script="Jpan" typeface="游明朝"/>
         <a:font script="Hang" typeface="맑은 고딕"/>
-        <a:font script="Hans" typeface="宋体"/>
+        <a:font script="Hans" typeface="等线"/>
         <a:font script="Hant" typeface="新細明體"/>
         <a:font script="Arab" typeface="Arial"/>
         <a:font script="Hebr" typeface="Arial"/>
@@ -3217,6 +3704,24 @@
         <a:font script="Mong" typeface="Mongolian Baiti"/>
         <a:font script="Viet" typeface="Arial"/>
         <a:font script="Uigh" typeface="Microsoft Uighur"/>
+        <a:font script="Geor" typeface="Sylfaen"/>
+        <a:font script="Armn" typeface="Arial"/>
+        <a:font script="Bugi" typeface="Leelawadee UI"/>
+        <a:font script="Bopo" typeface="Microsoft JhengHei"/>
+        <a:font script="Java" typeface="Javanese Text"/>
+        <a:font script="Lisu" typeface="Segoe UI"/>
+        <a:font script="Mymr" typeface="Myanmar Text"/>
+        <a:font script="Nkoo" typeface="Ebrima"/>
+        <a:font script="Olck" typeface="Nirmala UI"/>
+        <a:font script="Osma" typeface="Ebrima"/>
+        <a:font script="Phag" typeface="Phagspa"/>
+        <a:font script="Syrn" typeface="Estrangelo Edessa"/>
+        <a:font script="Syrj" typeface="Estrangelo Edessa"/>
+        <a:font script="Syre" typeface="Estrangelo Edessa"/>
+        <a:font script="Sora" typeface="Nirmala UI"/>
+        <a:font script="Tale" typeface="Microsoft Tai Le"/>
+        <a:font script="Talu" typeface="Microsoft New Tai Lue"/>
+        <a:font script="Tfng" typeface="Ebrima"/>
       </a:minorFont>
     </a:fontScheme>
     <a:fmtScheme name="Office">
@@ -3228,200 +3733,141 @@
           <a:gsLst>
             <a:gs pos="0">
               <a:schemeClr val="phClr">
-                <a:tint val="50000"/>
-                <a:satMod val="300000"/>
+                <a:lumMod val="110000"/>
+                <a:satMod val="105000"/>
+                <a:tint val="67000"/>
               </a:schemeClr>
             </a:gs>
-            <a:gs pos="35000">
+            <a:gs pos="50000">
               <a:schemeClr val="phClr">
-                <a:tint val="37000"/>
-                <a:satMod val="300000"/>
+                <a:lumMod val="105000"/>
+                <a:satMod val="103000"/>
+                <a:tint val="73000"/>
               </a:schemeClr>
             </a:gs>
             <a:gs pos="100000">
               <a:schemeClr val="phClr">
-                <a:tint val="15000"/>
-                <a:satMod val="350000"/>
+                <a:lumMod val="105000"/>
+                <a:satMod val="109000"/>
+                <a:tint val="81000"/>
               </a:schemeClr>
             </a:gs>
           </a:gsLst>
-          <a:lin ang="16200000" scaled="1"/>
+          <a:lin ang="5400000" scaled="0"/>
         </a:gradFill>
         <a:gradFill rotWithShape="1">
           <a:gsLst>
             <a:gs pos="0">
               <a:schemeClr val="phClr">
-                <a:tint val="100000"/>
+                <a:satMod val="103000"/>
+                <a:lumMod val="102000"/>
+                <a:tint val="94000"/>
+              </a:schemeClr>
+            </a:gs>
+            <a:gs pos="50000">
+              <a:schemeClr val="phClr">
+                <a:satMod val="110000"/>
+                <a:lumMod val="100000"/>
                 <a:shade val="100000"/>
-                <a:satMod val="130000"/>
               </a:schemeClr>
             </a:gs>
             <a:gs pos="100000">
               <a:schemeClr val="phClr">
-                <a:tint val="50000"/>
-                <a:shade val="100000"/>
-                <a:satMod val="350000"/>
+                <a:lumMod val="99000"/>
+                <a:satMod val="120000"/>
+                <a:shade val="78000"/>
               </a:schemeClr>
             </a:gs>
           </a:gsLst>
-          <a:lin ang="16200000" scaled="0"/>
+          <a:lin ang="5400000" scaled="0"/>
         </a:gradFill>
       </a:fillStyleLst>
       <a:lnStyleLst>
-        <a:ln w="9525" cap="flat" cmpd="sng" algn="ctr">
-          <a:solidFill>
-            <a:schemeClr val="phClr">
-              <a:shade val="95000"/>
-              <a:satMod val="105000"/>
-            </a:schemeClr>
-          </a:solidFill>
-          <a:prstDash val="solid"/>
-        </a:ln>
-        <a:ln w="25400" cap="flat" cmpd="sng" algn="ctr">
+        <a:ln w="6350" cap="flat" cmpd="sng" algn="ctr">
           <a:solidFill>
             <a:schemeClr val="phClr"/>
           </a:solidFill>
           <a:prstDash val="solid"/>
+          <a:miter lim="800000"/>
         </a:ln>
-        <a:ln w="38100" cap="flat" cmpd="sng" algn="ctr">
+        <a:ln w="12700" cap="flat" cmpd="sng" algn="ctr">
           <a:solidFill>
             <a:schemeClr val="phClr"/>
           </a:solidFill>
           <a:prstDash val="solid"/>
+          <a:miter lim="800000"/>
+        </a:ln>
+        <a:ln w="19050" cap="flat" cmpd="sng" algn="ctr">
+          <a:solidFill>
+            <a:schemeClr val="phClr"/>
+          </a:solidFill>
+          <a:prstDash val="solid"/>
+          <a:miter lim="800000"/>
         </a:ln>
       </a:lnStyleLst>
       <a:effectStyleLst>
         <a:effectStyle>
+          <a:effectLst/>
+        </a:effectStyle>
+        <a:effectStyle>
+          <a:effectLst/>
+        </a:effectStyle>
+        <a:effectStyle>
           <a:effectLst>
-            <a:outerShdw blurRad="40000" dist="20000" dir="5400000" rotWithShape="0">
+            <a:outerShdw blurRad="57150" dist="19050" dir="5400000" algn="ctr" rotWithShape="0">
               <a:srgbClr val="000000">
-                <a:alpha val="38000"/>
+                <a:alpha val="63000"/>
               </a:srgbClr>
             </a:outerShdw>
           </a:effectLst>
-        </a:effectStyle>
-        <a:effectStyle>
-          <a:effectLst>
-            <a:outerShdw blurRad="40000" dist="23000" dir="5400000" rotWithShape="0">
-              <a:srgbClr val="000000">
-                <a:alpha val="35000"/>
-              </a:srgbClr>
-            </a:outerShdw>
-          </a:effectLst>
-        </a:effectStyle>
-        <a:effectStyle>
-          <a:effectLst>
-            <a:outerShdw blurRad="40000" dist="23000" dir="5400000" rotWithShape="0">
-              <a:srgbClr val="000000">
-                <a:alpha val="35000"/>
-              </a:srgbClr>
-            </a:outerShdw>
-          </a:effectLst>
-          <a:scene3d>
-            <a:camera prst="orthographicFront">
-              <a:rot lat="0" lon="0" rev="0"/>
-            </a:camera>
-            <a:lightRig rig="threePt" dir="t">
-              <a:rot lat="0" lon="0" rev="1200000"/>
-            </a:lightRig>
-          </a:scene3d>
-          <a:sp3d>
-            <a:bevelT w="63500" h="25400"/>
-          </a:sp3d>
         </a:effectStyle>
       </a:effectStyleLst>
       <a:bgFillStyleLst>
         <a:solidFill>
           <a:schemeClr val="phClr"/>
         </a:solidFill>
+        <a:solidFill>
+          <a:schemeClr val="phClr">
+            <a:tint val="95000"/>
+            <a:satMod val="170000"/>
+          </a:schemeClr>
+        </a:solidFill>
         <a:gradFill rotWithShape="1">
           <a:gsLst>
             <a:gs pos="0">
               <a:schemeClr val="phClr">
-                <a:tint val="40000"/>
-                <a:satMod val="350000"/>
+                <a:tint val="93000"/>
+                <a:satMod val="150000"/>
+                <a:shade val="98000"/>
+                <a:lumMod val="102000"/>
               </a:schemeClr>
             </a:gs>
-            <a:gs pos="40000">
+            <a:gs pos="50000">
               <a:schemeClr val="phClr">
-                <a:tint val="45000"/>
-                <a:shade val="99000"/>
-                <a:satMod val="350000"/>
+                <a:tint val="98000"/>
+                <a:satMod val="130000"/>
+                <a:shade val="90000"/>
+                <a:lumMod val="103000"/>
               </a:schemeClr>
             </a:gs>
             <a:gs pos="100000">
               <a:schemeClr val="phClr">
-                <a:shade val="20000"/>
-                <a:satMod val="255000"/>
+                <a:shade val="63000"/>
+                <a:satMod val="120000"/>
               </a:schemeClr>
             </a:gs>
           </a:gsLst>
-          <a:path path="circle">
-            <a:fillToRect l="50000" t="-80000" r="50000" b="180000"/>
-          </a:path>
-        </a:gradFill>
-        <a:gradFill rotWithShape="1">
-          <a:gsLst>
-            <a:gs pos="0">
-              <a:schemeClr val="phClr">
-                <a:tint val="80000"/>
-                <a:satMod val="300000"/>
-              </a:schemeClr>
-            </a:gs>
-            <a:gs pos="100000">
-              <a:schemeClr val="phClr">
-                <a:shade val="30000"/>
-                <a:satMod val="200000"/>
-              </a:schemeClr>
-            </a:gs>
-          </a:gsLst>
-          <a:path path="circle">
-            <a:fillToRect l="50000" t="50000" r="50000" b="50000"/>
-          </a:path>
+          <a:lin ang="5400000" scaled="0"/>
         </a:gradFill>
       </a:bgFillStyleLst>
     </a:fmtScheme>
   </a:themeElements>
-  <a:objectDefaults>
-    <a:spDef>
-      <a:spPr/>
-      <a:bodyPr/>
-      <a:lstStyle/>
-      <a:style>
-        <a:lnRef idx="1">
-          <a:schemeClr val="accent1"/>
-        </a:lnRef>
-        <a:fillRef idx="3">
-          <a:schemeClr val="accent1"/>
-        </a:fillRef>
-        <a:effectRef idx="2">
-          <a:schemeClr val="accent1"/>
-        </a:effectRef>
-        <a:fontRef idx="minor">
-          <a:schemeClr val="lt1"/>
-        </a:fontRef>
-      </a:style>
-    </a:spDef>
-    <a:lnDef>
-      <a:spPr/>
-      <a:bodyPr/>
-      <a:lstStyle/>
-      <a:style>
-        <a:lnRef idx="2">
-          <a:schemeClr val="accent1"/>
-        </a:lnRef>
-        <a:fillRef idx="0">
-          <a:schemeClr val="accent1"/>
-        </a:fillRef>
-        <a:effectRef idx="1">
-          <a:schemeClr val="accent1"/>
-        </a:effectRef>
-        <a:fontRef idx="minor">
-          <a:schemeClr val="tx1"/>
-        </a:fontRef>
-      </a:style>
-    </a:lnDef>
-  </a:objectDefaults>
+  <a:objectDefaults/>
   <a:extraClrSchemeLst/>
+  <a:extLst>
+    <a:ext uri="{05A4C25C-085E-4340-85A3-A5531E510DB2}">
+      <thm15:themeFamily xmlns:thm15="http://schemas.microsoft.com/office/thememl/2012/main" name="Office Theme" id="{2E142A2C-CD16-42D6-873A-C26D2A0506FA}" vid="{1BDDFF52-6CD6-40A5-AB3C-68EB2F1E4D0A}"/>
+    </a:ext>
+  </a:extLst>
 </a:theme>
 </file>
--- a/Project_Docs_D7/Handoff_Checklist_and_Verification_Log.docx
+++ b/Project_Docs_D7/Handoff_Checklist_and_Verification_Log.docx
@@ -2,7 +2,7 @@
 <file path=word/document.xml><?xml version="1.0" encoding="utf-8"?>
 <w:document xmlns:w="http://schemas.openxmlformats.org/wordprocessingml/2006/main" xmlns:m="http://schemas.openxmlformats.org/officeDocument/2006/math" xmlns:r="http://schemas.openxmlformats.org/officeDocument/2006/relationships" xmlns:o="urn:schemas-microsoft-com:office:office" xmlns:v="urn:schemas-microsoft-com:vml" xmlns:w10="urn:schemas-microsoft-com:office:word" xmlns:a="http://schemas.openxmlformats.org/drawingml/2006/main" xmlns:pic="http://schemas.openxmlformats.org/drawingml/2006/picture" xmlns:wp="http://schemas.openxmlformats.org/drawingml/2006/wordprocessingDrawing">
   <w:body>
-    <w:bookmarkStart w:id="20" w:name="handoff-checklist-and-verification-log"/>
+    <w:bookmarkStart w:id="13" w:name="handoff-checklist-and-verification-log"/>
     <w:p>
       <w:pPr>
         <w:pStyle w:val="Heading1"/>
@@ -57,14 +57,9 @@
       <w:r>
         <w:t xml:space="preserve"> </w:t>
       </w:r>
-      <w:hyperlink r:id="rId9">
-        <w:r>
-          <w:rPr>
-            <w:rStyle w:val="Hyperlink"/>
-          </w:rPr>
-          <w:t xml:space="preserve">http://scheduler.omnilore.org</w:t>
-        </w:r>
-      </w:hyperlink>
+      <w:r>
+        <w:t xml:space="preserve">http://scheduler.omnilore.org</w:t>
+      </w:r>
       <w:r>
         <w:t xml:space="preserve"> </w:t>
       </w:r>
@@ -78,14 +73,9 @@
       <w:r>
         <w:t xml:space="preserve"> </w:t>
       </w:r>
-      <w:hyperlink r:id="rId10">
-        <w:r>
-          <w:rPr>
-            <w:rStyle w:val="Hyperlink"/>
-          </w:rPr>
-          <w:t xml:space="preserve">https://github.com/Omnilore-DB/Scheduler</w:t>
-        </w:r>
-      </w:hyperlink>
+      <w:r>
+        <w:t xml:space="preserve">https://github.com/Omnilore-DB/Scheduler</w:t>
+      </w:r>
     </w:p>
     <w:p>
       <w:pPr>
@@ -110,7 +100,7 @@
         <w:t xml:space="preserve">entries before Brightspace submission and stakeholder approval. The verification log captures the dated runs that prove the build is shippable.</w:t>
       </w:r>
     </w:p>
-    <w:bookmarkStart w:id="12" w:name="checklist-per-deliverable-7-spec"/>
+    <w:bookmarkStart w:id="10" w:name="checklist-per-deliverable-7-spec"/>
     <w:p>
       <w:pPr>
         <w:pStyle w:val="Heading2"/>
@@ -122,7 +112,8 @@
     <w:tbl>
       <w:tblPr>
         <w:tblStyle w:val="Table"/>
-        <w:tblW w:type="auto" w:w="0"/>
+        <w:tblW w:type="pct" w:w="5000"/>
+        <w:tblLayout w:type="fixed"/>
         <w:tblLook w:firstRow="1" w:lastRow="0" w:firstColumn="0" w:lastColumn="0" w:noHBand="0" w:noVBand="0" w:val="0020"/>
       </w:tblPr>
       <w:tblGrid>
@@ -465,24 +456,7 @@
               <w:pStyle w:val="Compact"/>
             </w:pPr>
             <w:r>
-              <w:t xml:space="preserve">Team has confirmed</w:t>
-            </w:r>
-            <w:r>
-              <w:t xml:space="preserve"> </w:t>
-            </w:r>
-            <w:hyperlink r:id="rId9">
-              <w:r>
-                <w:rPr>
-                  <w:rStyle w:val="Hyperlink"/>
-                </w:rPr>
-                <w:t xml:space="preserve">http://scheduler.omnilore.org</w:t>
-              </w:r>
-            </w:hyperlink>
-            <w:r>
-              <w:t xml:space="preserve"> </w:t>
-            </w:r>
-            <w:r>
-              <w:t xml:space="preserve">loads and the pipeline runs end-to-end. Stakeholder must repeat per</w:t>
+              <w:t xml:space="preserve">Team has confirmed http://scheduler.omnilore.org loads and the pipeline runs end-to-end. Stakeholder must repeat per</w:t>
             </w:r>
             <w:r>
               <w:t xml:space="preserve"> </w:t>
@@ -521,7 +495,13 @@
               <w:pStyle w:val="Compact"/>
             </w:pPr>
             <w:r>
-              <w:t xml:space="preserve">"In case of trouble" guide present</w:t>
+              <w:t xml:space="preserve">“In case of trouble”</w:t>
+            </w:r>
+            <w:r>
+              <w:t xml:space="preserve"> </w:t>
+            </w:r>
+            <w:r>
+              <w:t xml:space="preserve">guide present</w:t>
             </w:r>
           </w:p>
         </w:tc>
@@ -970,7 +950,7 @@
         </w:tc>
       </w:tr>
     </w:tbl>
-    <w:bookmarkStart w:id="11" w:name="quality-self-check-per-spec"/>
+    <w:bookmarkStart w:id="9" w:name="quality-self-check-per-spec"/>
     <w:p>
       <w:pPr>
         <w:pStyle w:val="Heading3"/>
@@ -982,7 +962,8 @@
     <w:tbl>
       <w:tblPr>
         <w:tblStyle w:val="Table"/>
-        <w:tblW w:type="auto" w:w="0"/>
+        <w:tblW w:type="pct" w:w="5000"/>
+        <w:tblLayout w:type="fixed"/>
         <w:tblLook w:firstRow="1" w:lastRow="0" w:firstColumn="0" w:lastColumn="0" w:noHBand="0" w:noVBand="0" w:val="0020"/>
       </w:tblPr>
       <w:tblGrid>
@@ -1048,7 +1029,19 @@
               <w:pStyle w:val="Compact"/>
             </w:pPr>
             <w:r>
-              <w:t xml:space="preserve">Are 'secrets' safely transferred and in stakeholder control?</w:t>
+              <w:t xml:space="preserve">Are</w:t>
+            </w:r>
+            <w:r>
+              <w:t xml:space="preserve"> </w:t>
+            </w:r>
+            <w:r>
+              <w:t xml:space="preserve">‘secrets’</w:t>
+            </w:r>
+            <w:r>
+              <w:t xml:space="preserve"> </w:t>
+            </w:r>
+            <w:r>
+              <w:t xml:space="preserve">safely transferred and in stakeholder control?</w:t>
             </w:r>
           </w:p>
         </w:tc>
@@ -1125,9 +1118,9 @@
         </w:tc>
       </w:tr>
     </w:tbl>
-    <w:bookmarkEnd w:id="11"/>
-    <w:bookmarkEnd w:id="12"/>
-    <w:bookmarkStart w:id="13" w:name="verification-log"/>
+    <w:bookmarkEnd w:id="9"/>
+    <w:bookmarkEnd w:id="10"/>
+    <w:bookmarkStart w:id="11" w:name="verification-log"/>
     <w:p>
       <w:pPr>
         <w:pStyle w:val="Heading2"/>
@@ -1162,7 +1155,8 @@
     <w:tbl>
       <w:tblPr>
         <w:tblStyle w:val="Table"/>
-        <w:tblW w:type="auto" w:w="0"/>
+        <w:tblW w:type="pct" w:w="5000"/>
+        <w:tblLayout w:type="fixed"/>
         <w:tblLook w:firstRow="1" w:lastRow="0" w:firstColumn="0" w:lastColumn="0" w:noHBand="0" w:noVBand="0" w:val="0020"/>
       </w:tblPr>
       <w:tblGrid>
@@ -1614,13 +1608,7 @@
               <w:rPr>
                 <w:rStyle w:val="VerbatimChar"/>
               </w:rPr>
-              <w:t xml:space="preserve">flutter test --no-pub --platform chrome</w:t>
-            </w:r>
-            <w:r>
-              <w:t xml:space="preserve"> </w:t>
-            </w:r>
-            <w:r>
-              <w:t xml:space="preserve">(autosave + bundled + platform)</w:t>
+              <w:t xml:space="preserve">flutter test --no-pub</w:t>
             </w:r>
           </w:p>
         </w:tc>
@@ -1642,7 +1630,31 @@
               <w:pStyle w:val="Compact"/>
             </w:pPr>
             <w:r>
-              <w:t xml:space="preserve">16/16 + 3/3 Chrome web tests passed.</w:t>
+              <w:t xml:space="preserve">99/99 tests passed on branch</w:t>
+            </w:r>
+            <w:r>
+              <w:t xml:space="preserve"> </w:t>
+            </w:r>
+            <w:r>
+              <w:rPr>
+                <w:rStyle w:val="VerbatimChar"/>
+              </w:rPr>
+              <w:t xml:space="preserve">codex/fix-state-load</w:t>
+            </w:r>
+            <w:r>
+              <w:t xml:space="preserve">, commit</w:t>
+            </w:r>
+            <w:r>
+              <w:t xml:space="preserve"> </w:t>
+            </w:r>
+            <w:r>
+              <w:rPr>
+                <w:rStyle w:val="VerbatimChar"/>
+              </w:rPr>
+              <w:t xml:space="preserve">70889a9</w:t>
+            </w:r>
+            <w:r>
+              <w:t xml:space="preserve">. Trial-run patch added 1 test (legacy-autosave recovery) and fixed 2 bugs found during full live-data run.</w:t>
             </w:r>
           </w:p>
         </w:tc>
@@ -1669,7 +1681,13 @@
               <w:rPr>
                 <w:rStyle w:val="VerbatimChar"/>
               </w:rPr>
-              <w:t xml:space="preserve">flutter build web --release --no-pub</w:t>
+              <w:t xml:space="preserve">flutter test --no-pub --platform chrome</w:t>
+            </w:r>
+            <w:r>
+              <w:t xml:space="preserve"> </w:t>
+            </w:r>
+            <w:r>
+              <w:t xml:space="preserve">(autosave + bundled + platform)</w:t>
             </w:r>
           </w:p>
         </w:tc>
@@ -1691,16 +1709,7 @@
               <w:pStyle w:val="Compact"/>
             </w:pPr>
             <w:r>
-              <w:rPr>
-                <w:rStyle w:val="VerbatimChar"/>
-              </w:rPr>
-              <w:t xml:space="preserve">build/web/</w:t>
-            </w:r>
-            <w:r>
-              <w:t xml:space="preserve"> </w:t>
-            </w:r>
-            <w:r>
-              <w:t xml:space="preserve">produced; non-blocking advisories only.</w:t>
+              <w:t xml:space="preserve">16/16 + 3/3 Chrome web tests passed.</w:t>
             </w:r>
           </w:p>
         </w:tc>
@@ -1727,7 +1736,7 @@
               <w:rPr>
                 <w:rStyle w:val="VerbatimChar"/>
               </w:rPr>
-              <w:t xml:space="preserve">flutter build web --wasm --release --no-pub</w:t>
+              <w:t xml:space="preserve">flutter build web --release --no-pub</w:t>
             </w:r>
           </w:p>
         </w:tc>
@@ -1749,7 +1758,16 @@
               <w:pStyle w:val="Compact"/>
             </w:pPr>
             <w:r>
-              <w:t xml:space="preserve">Wasm build succeeded.</w:t>
+              <w:rPr>
+                <w:rStyle w:val="VerbatimChar"/>
+              </w:rPr>
+              <w:t xml:space="preserve">build/web/</w:t>
+            </w:r>
+            <w:r>
+              <w:t xml:space="preserve"> </w:t>
+            </w:r>
+            <w:r>
+              <w:t xml:space="preserve">produced; non-blocking advisories only.</w:t>
             </w:r>
           </w:p>
         </w:tc>
@@ -1773,22 +1791,10 @@
               <w:pStyle w:val="Compact"/>
             </w:pPr>
             <w:r>
-              <w:t xml:space="preserve">GitHub Actions</w:t>
-            </w:r>
-            <w:r>
-              <w:t xml:space="preserve"> </w:t>
-            </w:r>
-            <w:r>
-              <w:rPr>
-                <w:rStyle w:val="VerbatimChar"/>
-              </w:rPr>
-              <w:t xml:space="preserve">Test</w:t>
-            </w:r>
-            <w:r>
-              <w:t xml:space="preserve"> </w:t>
-            </w:r>
-            <w:r>
-              <w:t xml:space="preserve">workflow on PR #11</w:t>
+              <w:rPr>
+                <w:rStyle w:val="VerbatimChar"/>
+              </w:rPr>
+              <w:t xml:space="preserve">flutter build web --wasm --release --no-pub</w:t>
             </w:r>
           </w:p>
         </w:tc>
@@ -1810,7 +1816,7 @@
               <w:pStyle w:val="Compact"/>
             </w:pPr>
             <w:r>
-              <w:t xml:space="preserve">Completed successfully at 22:08 UTC. PR #11 is mergeable.</w:t>
+              <w:t xml:space="preserve">Wasm build succeeded.</w:t>
             </w:r>
           </w:p>
         </w:tc>
@@ -1823,21 +1829,33 @@
               <w:pStyle w:val="Compact"/>
             </w:pPr>
             <w:r>
-              <w:t xml:space="preserve">2026-04-29</w:t>
-            </w:r>
-          </w:p>
-        </w:tc>
-        <w:tc>
-          <w:tcPr/>
-          <w:p>
-            <w:pPr>
-              <w:pStyle w:val="Compact"/>
-            </w:pPr>
-            <w:r>
-              <w:rPr>
-                <w:rStyle w:val="VerbatimChar"/>
-              </w:rPr>
-              <w:t xml:space="preserve">flutter build web --release</w:t>
+              <w:t xml:space="preserve">2026-04-30</w:t>
+            </w:r>
+          </w:p>
+        </w:tc>
+        <w:tc>
+          <w:tcPr/>
+          <w:p>
+            <w:pPr>
+              <w:pStyle w:val="Compact"/>
+            </w:pPr>
+            <w:r>
+              <w:t xml:space="preserve">GitHub Actions</w:t>
+            </w:r>
+            <w:r>
+              <w:t xml:space="preserve"> </w:t>
+            </w:r>
+            <w:r>
+              <w:rPr>
+                <w:rStyle w:val="VerbatimChar"/>
+              </w:rPr>
+              <w:t xml:space="preserve">Test</w:t>
+            </w:r>
+            <w:r>
+              <w:t xml:space="preserve"> </w:t>
+            </w:r>
+            <w:r>
+              <w:t xml:space="preserve">workflow on PR #11</w:t>
             </w:r>
           </w:p>
         </w:tc>
@@ -1859,16 +1877,7 @@
               <w:pStyle w:val="Compact"/>
             </w:pPr>
             <w:r>
-              <w:rPr>
-                <w:rStyle w:val="VerbatimChar"/>
-              </w:rPr>
-              <w:t xml:space="preserve">build/web/</w:t>
-            </w:r>
-            <w:r>
-              <w:t xml:space="preserve"> </w:t>
-            </w:r>
-            <w:r>
-              <w:t xml:space="preserve">produced; non-blocking Flutter service-worker / Wasm advisories only.</w:t>
+              <w:t xml:space="preserve">Completed successfully at 22:08 UTC. PR #11 is mergeable.</w:t>
             </w:r>
           </w:p>
         </w:tc>
@@ -1892,19 +1901,10 @@
               <w:pStyle w:val="Compact"/>
             </w:pPr>
             <w:r>
-              <w:t xml:space="preserve">Local static-server smoke test (</w:t>
-            </w:r>
-            <w:r>
-              <w:rPr>
-                <w:rStyle w:val="VerbatimChar"/>
-              </w:rPr>
-              <w:t xml:space="preserve">build/web</w:t>
-            </w:r>
-            <w:r>
-              <w:t xml:space="preserve"> </w:t>
-            </w:r>
-            <w:r>
-              <w:t xml:space="preserve">served on http://localhost:8080)</w:t>
+              <w:rPr>
+                <w:rStyle w:val="VerbatimChar"/>
+              </w:rPr>
+              <w:t xml:space="preserve">flutter build web --release</w:t>
             </w:r>
           </w:p>
         </w:tc>
@@ -1929,25 +1929,13 @@
               <w:rPr>
                 <w:rStyle w:val="VerbatimChar"/>
               </w:rPr>
-              <w:t xml:space="preserve">index.html</w:t>
-            </w:r>
-            <w:r>
-              <w:t xml:space="preserve"> </w:t>
-            </w:r>
-            <w:r>
-              <w:t xml:space="preserve">returns 200 OK; pipeline runs end-to-end against</w:t>
-            </w:r>
-            <w:r>
-              <w:t xml:space="preserve"> </w:t>
-            </w:r>
-            <w:r>
-              <w:rPr>
-                <w:rStyle w:val="VerbatimChar"/>
-              </w:rPr>
-              <w:t xml:space="preserve">test/resources/</w:t>
-            </w:r>
-            <w:r>
-              <w:t xml:space="preserve">.</w:t>
+              <w:t xml:space="preserve">build/web/</w:t>
+            </w:r>
+            <w:r>
+              <w:t xml:space="preserve"> </w:t>
+            </w:r>
+            <w:r>
+              <w:t xml:space="preserve">produced; non-blocking Flutter service-worker / Wasm advisories only.</w:t>
             </w:r>
           </w:p>
         </w:tc>
@@ -1971,16 +1959,19 @@
               <w:pStyle w:val="Compact"/>
             </w:pPr>
             <w:r>
-              <w:t xml:space="preserve">Live URL reachability —</w:t>
-            </w:r>
-            <w:r>
-              <w:t xml:space="preserve"> </w:t>
-            </w:r>
-            <w:r>
-              <w:rPr>
-                <w:rStyle w:val="VerbatimChar"/>
-              </w:rPr>
-              <w:t xml:space="preserve">curl -I http://scheduler.omnilore.org</w:t>
+              <w:t xml:space="preserve">Local static-server smoke test (</w:t>
+            </w:r>
+            <w:r>
+              <w:rPr>
+                <w:rStyle w:val="VerbatimChar"/>
+              </w:rPr>
+              <w:t xml:space="preserve">build/web</w:t>
+            </w:r>
+            <w:r>
+              <w:t xml:space="preserve"> </w:t>
+            </w:r>
+            <w:r>
+              <w:t xml:space="preserve">served on http://localhost:8080)</w:t>
             </w:r>
           </w:p>
         </w:tc>
@@ -2002,7 +1993,28 @@
               <w:pStyle w:val="Compact"/>
             </w:pPr>
             <w:r>
-              <w:t xml:space="preserve">HTTP 200; Flutter runtime loads.</w:t>
+              <w:rPr>
+                <w:rStyle w:val="VerbatimChar"/>
+              </w:rPr>
+              <w:t xml:space="preserve">index.html</w:t>
+            </w:r>
+            <w:r>
+              <w:t xml:space="preserve"> </w:t>
+            </w:r>
+            <w:r>
+              <w:t xml:space="preserve">returns 200 OK; pipeline runs end-to-end against</w:t>
+            </w:r>
+            <w:r>
+              <w:t xml:space="preserve"> </w:t>
+            </w:r>
+            <w:r>
+              <w:rPr>
+                <w:rStyle w:val="VerbatimChar"/>
+              </w:rPr>
+              <w:t xml:space="preserve">test/resources/</w:t>
+            </w:r>
+            <w:r>
+              <w:t xml:space="preserve">.</w:t>
             </w:r>
           </w:p>
         </w:tc>
@@ -2015,70 +2027,49 @@
               <w:pStyle w:val="Compact"/>
             </w:pPr>
             <w:r>
-              <w:t xml:space="preserve">Pending</w:t>
-            </w:r>
-          </w:p>
-        </w:tc>
-        <w:tc>
-          <w:tcPr/>
-          <w:p>
-            <w:pPr>
-              <w:pStyle w:val="Compact"/>
-            </w:pPr>
-            <w:r>
-              <w:t xml:space="preserve">Stakeholder live-site smoke test against</w:t>
-            </w:r>
-            <w:r>
-              <w:t xml:space="preserve"> </w:t>
-            </w:r>
-            <w:r>
-              <w:rPr>
-                <w:rStyle w:val="VerbatimChar"/>
-              </w:rPr>
-              <w:t xml:space="preserve">scheduler.omnilore.org</w:t>
-            </w:r>
-            <w:r>
-              <w:t xml:space="preserve"> </w:t>
-            </w:r>
-            <w:r>
-              <w:t xml:space="preserve">with stakeholder data</w:t>
-            </w:r>
-          </w:p>
-        </w:tc>
-        <w:tc>
-          <w:tcPr/>
-          <w:p>
-            <w:pPr>
-              <w:pStyle w:val="Compact"/>
-            </w:pPr>
-            <w:r>
-              <w:t xml:space="preserve">Pending</w:t>
-            </w:r>
-          </w:p>
-        </w:tc>
-        <w:tc>
-          <w:tcPr/>
-          <w:p>
-            <w:pPr>
-              <w:pStyle w:val="Compact"/>
-            </w:pPr>
-            <w:r>
-              <w:t xml:space="preserve">Stakeholder runs</w:t>
-            </w:r>
-            <w:r>
-              <w:t xml:space="preserve"> </w:t>
-            </w:r>
-            <w:r>
-              <w:rPr>
-                <w:rStyle w:val="VerbatimChar"/>
-              </w:rPr>
-              <w:t xml:space="preserve">Testing_and_QA_Summary.md</w:t>
-            </w:r>
-            <w:r>
-              <w:t xml:space="preserve"> </w:t>
-            </w:r>
-            <w:r>
-              <w:t xml:space="preserve">§5.</w:t>
+              <w:t xml:space="preserve">2026-04-29</w:t>
+            </w:r>
+          </w:p>
+        </w:tc>
+        <w:tc>
+          <w:tcPr/>
+          <w:p>
+            <w:pPr>
+              <w:pStyle w:val="Compact"/>
+            </w:pPr>
+            <w:r>
+              <w:t xml:space="preserve">Live URL reachability —</w:t>
+            </w:r>
+            <w:r>
+              <w:t xml:space="preserve"> </w:t>
+            </w:r>
+            <w:r>
+              <w:rPr>
+                <w:rStyle w:val="VerbatimChar"/>
+              </w:rPr>
+              <w:t xml:space="preserve">curl -I http://scheduler.omnilore.org</w:t>
+            </w:r>
+          </w:p>
+        </w:tc>
+        <w:tc>
+          <w:tcPr/>
+          <w:p>
+            <w:pPr>
+              <w:pStyle w:val="Compact"/>
+            </w:pPr>
+            <w:r>
+              <w:t xml:space="preserve">Pass</w:t>
+            </w:r>
+          </w:p>
+        </w:tc>
+        <w:tc>
+          <w:tcPr/>
+          <w:p>
+            <w:pPr>
+              <w:pStyle w:val="Compact"/>
+            </w:pPr>
+            <w:r>
+              <w:t xml:space="preserve">HTTP 200; Flutter runtime loads.</w:t>
             </w:r>
           </w:p>
         </w:tc>
@@ -2102,6 +2093,82 @@
               <w:pStyle w:val="Compact"/>
             </w:pPr>
             <w:r>
+              <w:t xml:space="preserve">Stakeholder live-site smoke test against</w:t>
+            </w:r>
+            <w:r>
+              <w:t xml:space="preserve"> </w:t>
+            </w:r>
+            <w:r>
+              <w:rPr>
+                <w:rStyle w:val="VerbatimChar"/>
+              </w:rPr>
+              <w:t xml:space="preserve">scheduler.omnilore.org</w:t>
+            </w:r>
+            <w:r>
+              <w:t xml:space="preserve"> </w:t>
+            </w:r>
+            <w:r>
+              <w:t xml:space="preserve">with stakeholder data</w:t>
+            </w:r>
+          </w:p>
+        </w:tc>
+        <w:tc>
+          <w:tcPr/>
+          <w:p>
+            <w:pPr>
+              <w:pStyle w:val="Compact"/>
+            </w:pPr>
+            <w:r>
+              <w:t xml:space="preserve">Pending</w:t>
+            </w:r>
+          </w:p>
+        </w:tc>
+        <w:tc>
+          <w:tcPr/>
+          <w:p>
+            <w:pPr>
+              <w:pStyle w:val="Compact"/>
+            </w:pPr>
+            <w:r>
+              <w:t xml:space="preserve">Stakeholder runs</w:t>
+            </w:r>
+            <w:r>
+              <w:t xml:space="preserve"> </w:t>
+            </w:r>
+            <w:r>
+              <w:rPr>
+                <w:rStyle w:val="VerbatimChar"/>
+              </w:rPr>
+              <w:t xml:space="preserve">Testing_and_QA_Summary.md</w:t>
+            </w:r>
+            <w:r>
+              <w:t xml:space="preserve"> </w:t>
+            </w:r>
+            <w:r>
+              <w:t xml:space="preserve">§5.</w:t>
+            </w:r>
+          </w:p>
+        </w:tc>
+      </w:tr>
+      <w:tr>
+        <w:tc>
+          <w:tcPr/>
+          <w:p>
+            <w:pPr>
+              <w:pStyle w:val="Compact"/>
+            </w:pPr>
+            <w:r>
+              <w:t xml:space="preserve">Pending</w:t>
+            </w:r>
+          </w:p>
+        </w:tc>
+        <w:tc>
+          <w:tcPr/>
+          <w:p>
+            <w:pPr>
+              <w:pStyle w:val="Compact"/>
+            </w:pPr>
+            <w:r>
               <w:t xml:space="preserve">Final</w:t>
             </w:r>
             <w:r>
@@ -2160,8 +2227,8 @@
         </w:tc>
       </w:tr>
     </w:tbl>
-    <w:bookmarkEnd w:id="13"/>
-    <w:bookmarkStart w:id="19" w:name="sign-off"/>
+    <w:bookmarkEnd w:id="11"/>
+    <w:bookmarkStart w:id="12" w:name="sign-off"/>
     <w:p>
       <w:pPr>
         <w:pStyle w:val="Heading2"/>
@@ -2247,166 +2314,55 @@
         </w:rPr>
         <w:t xml:space="preserve">Team 34 contact for handoff questions:</w:t>
       </w:r>
+      <w:r>
+        <w:t xml:space="preserve"> </w:t>
+      </w:r>
+      <w:r>
+        <w:t xml:space="preserve">- Xavier Wisniewski — xwisniew@usc.edu</w:t>
+      </w:r>
+      <w:r>
+        <w:t xml:space="preserve"> </w:t>
+      </w:r>
+      <w:r>
+        <w:t xml:space="preserve">- Derick Walker — dcwalker@usc.edu</w:t>
+      </w:r>
+      <w:r>
+        <w:t xml:space="preserve"> </w:t>
+      </w:r>
+      <w:r>
+        <w:t xml:space="preserve">- Andrew Chang — achang24@usc.edu</w:t>
+      </w:r>
+      <w:r>
+        <w:t xml:space="preserve"> </w:t>
+      </w:r>
+      <w:r>
+        <w:t xml:space="preserve">- Aiden Yan — zyan6527@usc.edu</w:t>
+      </w:r>
+      <w:r>
+        <w:t xml:space="preserve"> </w:t>
+      </w:r>
+      <w:r>
+        <w:t xml:space="preserve">- Alex Wan — wana@usc.edu</w:t>
+      </w:r>
     </w:p>
     <w:p>
       <w:pPr>
-        <w:pStyle w:val="Compact"/>
-        <w:numPr>
-          <w:ilvl w:val="0"/>
-          <w:numId w:val="1001"/>
-        </w:numPr>
+        <w:pStyle w:val="BodyText"/>
       </w:pPr>
       <w:r>
-        <w:t xml:space="preserve">Xavier Wisniewski —</w:t>
+        <w:t xml:space="preserve">By signing above, the stakeholder confirms they have:</w:t>
       </w:r>
       <w:r>
         <w:t xml:space="preserve"> </w:t>
       </w:r>
-      <w:hyperlink r:id="rId14">
-        <w:r>
-          <w:rPr>
-            <w:rStyle w:val="Hyperlink"/>
-          </w:rPr>
-          <w:t xml:space="preserve">xwisniew@usc.edu</w:t>
-        </w:r>
-      </w:hyperlink>
-    </w:p>
-    <w:p>
-      <w:pPr>
-        <w:pStyle w:val="Compact"/>
-        <w:numPr>
-          <w:ilvl w:val="0"/>
-          <w:numId w:val="1001"/>
-        </w:numPr>
-      </w:pPr>
-      <w:r>
-        <w:t xml:space="preserve">Derick Walker —</w:t>
+      <w:r>
+        <w:t xml:space="preserve">- Owner/Admin access to https://github.com/Omnilore-DB/Scheduler.</w:t>
       </w:r>
       <w:r>
         <w:t xml:space="preserve"> </w:t>
       </w:r>
-      <w:hyperlink r:id="rId15">
-        <w:r>
-          <w:rPr>
-            <w:rStyle w:val="Hyperlink"/>
-          </w:rPr>
-          <w:t xml:space="preserve">dcwalker@usc.edu</w:t>
-        </w:r>
-      </w:hyperlink>
-    </w:p>
-    <w:p>
-      <w:pPr>
-        <w:pStyle w:val="Compact"/>
-        <w:numPr>
-          <w:ilvl w:val="0"/>
-          <w:numId w:val="1001"/>
-        </w:numPr>
-      </w:pPr>
-      <w:r>
-        <w:t xml:space="preserve">Andrew Chang —</w:t>
-      </w:r>
-      <w:r>
-        <w:t xml:space="preserve"> </w:t>
-      </w:r>
-      <w:hyperlink r:id="rId16">
-        <w:r>
-          <w:rPr>
-            <w:rStyle w:val="Hyperlink"/>
-          </w:rPr>
-          <w:t xml:space="preserve">achang24@usc.edu</w:t>
-        </w:r>
-      </w:hyperlink>
-    </w:p>
-    <w:p>
-      <w:pPr>
-        <w:pStyle w:val="Compact"/>
-        <w:numPr>
-          <w:ilvl w:val="0"/>
-          <w:numId w:val="1001"/>
-        </w:numPr>
-      </w:pPr>
-      <w:r>
-        <w:t xml:space="preserve">Aiden Yan —</w:t>
-      </w:r>
-      <w:r>
-        <w:t xml:space="preserve"> </w:t>
-      </w:r>
-      <w:hyperlink r:id="rId17">
-        <w:r>
-          <w:rPr>
-            <w:rStyle w:val="Hyperlink"/>
-          </w:rPr>
-          <w:t xml:space="preserve">zyan6527@usc.edu</w:t>
-        </w:r>
-      </w:hyperlink>
-    </w:p>
-    <w:p>
-      <w:pPr>
-        <w:pStyle w:val="Compact"/>
-        <w:numPr>
-          <w:ilvl w:val="0"/>
-          <w:numId w:val="1001"/>
-        </w:numPr>
-      </w:pPr>
-      <w:r>
-        <w:t xml:space="preserve">Alex Wan —</w:t>
-      </w:r>
-      <w:r>
-        <w:t xml:space="preserve"> </w:t>
-      </w:r>
-      <w:hyperlink r:id="rId18">
-        <w:r>
-          <w:rPr>
-            <w:rStyle w:val="Hyperlink"/>
-          </w:rPr>
-          <w:t xml:space="preserve">wana@usc.edu</w:t>
-        </w:r>
-      </w:hyperlink>
-    </w:p>
-    <w:p>
-      <w:pPr>
-        <w:pStyle w:val="FirstParagraph"/>
-      </w:pPr>
-      <w:r>
-        <w:t xml:space="preserve">By signing above, the stakeholder confirms they have:</w:t>
-      </w:r>
-    </w:p>
-    <w:p>
-      <w:pPr>
-        <w:pStyle w:val="Compact"/>
-        <w:numPr>
-          <w:ilvl w:val="0"/>
-          <w:numId w:val="1002"/>
-        </w:numPr>
-      </w:pPr>
-      <w:r>
-        <w:t xml:space="preserve">Owner/Admin access to</w:t>
-      </w:r>
-      <w:r>
-        <w:t xml:space="preserve"> </w:t>
-      </w:r>
-      <w:hyperlink r:id="rId10">
-        <w:r>
-          <w:rPr>
-            <w:rStyle w:val="Hyperlink"/>
-          </w:rPr>
-          <w:t xml:space="preserve">https://github.com/Omnilore-DB/Scheduler</w:t>
-        </w:r>
-      </w:hyperlink>
-      <w:r>
-        <w:t xml:space="preserve">.</w:t>
-      </w:r>
-    </w:p>
-    <w:p>
-      <w:pPr>
-        <w:pStyle w:val="Compact"/>
-        <w:numPr>
-          <w:ilvl w:val="0"/>
-          <w:numId w:val="1002"/>
-        </w:numPr>
-      </w:pPr>
-      <w:r>
-        <w:t xml:space="preserve">Ownership of the AWS account, EC2 instance, security group</w:t>
+      <w:r>
+        <w:t xml:space="preserve">- Ownership of the AWS account, EC2 instance, security group</w:t>
       </w:r>
       <w:r>
         <w:t xml:space="preserve"> </w:t>
@@ -2420,29 +2376,17 @@
       <w:r>
         <w:t xml:space="preserve">, and the IAM deploy user.</w:t>
       </w:r>
-    </w:p>
-    <w:p>
-      <w:pPr>
-        <w:pStyle w:val="Compact"/>
-        <w:numPr>
-          <w:ilvl w:val="0"/>
-          <w:numId w:val="1002"/>
-        </w:numPr>
-      </w:pPr>
-      <w:r>
-        <w:t xml:space="preserve">Received the seven GitHub Actions secrets through a secure channel and have rotated AWS access keys and the EC2 SSH key.</w:t>
-      </w:r>
-    </w:p>
-    <w:p>
-      <w:pPr>
-        <w:pStyle w:val="Compact"/>
-        <w:numPr>
-          <w:ilvl w:val="0"/>
-          <w:numId w:val="1002"/>
-        </w:numPr>
-      </w:pPr>
-      <w:r>
-        <w:t xml:space="preserve">Successfully built, deployed, and exercised the live URL using only the documents in</w:t>
+      <w:r>
+        <w:t xml:space="preserve"> </w:t>
+      </w:r>
+      <w:r>
+        <w:t xml:space="preserve">- Received the seven GitHub Actions secrets through a secure channel and have rotated AWS access keys and the EC2 SSH key.</w:t>
+      </w:r>
+      <w:r>
+        <w:t xml:space="preserve"> </w:t>
+      </w:r>
+      <w:r>
+        <w:t xml:space="preserve">- Successfully built, deployed, and exercised the live URL using only the documents in</w:t>
       </w:r>
       <w:r>
         <w:t xml:space="preserve"> </w:t>
@@ -2457,8 +2401,8 @@
         <w:t xml:space="preserve">.</w:t>
       </w:r>
     </w:p>
-    <w:bookmarkEnd w:id="19"/>
-    <w:bookmarkEnd w:id="20"/>
+    <w:bookmarkEnd w:id="12"/>
+    <w:bookmarkEnd w:id="13"/>
     <w:sectPr>
       <w:footnotePr>
         <w:numRestart w:val="eachSect"/>
@@ -2569,117 +2513,8 @@
       </w:pPr>
     </w:lvl>
   </w:abstractNum>
-  <w:abstractNum w:abstractNumId="991">
-    <w:nsid w:val="0000A991"/>
-    <w:multiLevelType w:val="multilevel"/>
-    <w:lvl w:ilvl="0">
-      <w:numFmt w:val="bullet"/>
-      <w:lvlText w:val=""/>
-      <w:lvlJc w:val="left"/>
-      <w:pPr>
-        <w:ind w:left="720" w:hanging="360"/>
-      </w:pPr>
-      <w:rPr>
-        <w:rFonts w:ascii="Symbol" w:hAnsi="Symbol" w:cs="Symbol" w:hint="default"/>
-      </w:rPr>
-    </w:lvl>
-    <w:lvl w:ilvl="1">
-      <w:numFmt w:val="bullet"/>
-      <w:lvlText w:val="o"/>
-      <w:lvlJc w:val="left"/>
-      <w:pPr>
-        <w:ind w:left="1440" w:hanging="360"/>
-      </w:pPr>
-      <w:rPr>
-        <w:rFonts w:ascii="Courier New" w:hAnsi="Courier New" w:cs="Courier New" w:hint="default"/>
-      </w:rPr>
-    </w:lvl>
-    <w:lvl w:ilvl="2">
-      <w:numFmt w:val="bullet"/>
-      <w:lvlText w:val=""/>
-      <w:lvlJc w:val="left"/>
-      <w:pPr>
-        <w:ind w:left="2160" w:hanging="360"/>
-      </w:pPr>
-      <w:rPr>
-        <w:rFonts w:ascii="Wingdings" w:hAnsi="Wingdings" w:cs="Wingdings" w:hint="default"/>
-      </w:rPr>
-    </w:lvl>
-    <w:lvl w:ilvl="3">
-      <w:numFmt w:val="bullet"/>
-      <w:lvlText w:val=""/>
-      <w:lvlJc w:val="left"/>
-      <w:pPr>
-        <w:ind w:left="2880" w:hanging="360"/>
-      </w:pPr>
-      <w:rPr>
-        <w:rFonts w:ascii="Symbol" w:hAnsi="Symbol" w:cs="Symbol" w:hint="default"/>
-      </w:rPr>
-    </w:lvl>
-    <w:lvl w:ilvl="4">
-      <w:numFmt w:val="bullet"/>
-      <w:lvlText w:val="o"/>
-      <w:lvlJc w:val="left"/>
-      <w:pPr>
-        <w:ind w:left="3600" w:hanging="360"/>
-      </w:pPr>
-      <w:rPr>
-        <w:rFonts w:ascii="Courier New" w:hAnsi="Courier New" w:cs="Courier New" w:hint="default"/>
-      </w:rPr>
-    </w:lvl>
-    <w:lvl w:ilvl="5">
-      <w:numFmt w:val="bullet"/>
-      <w:lvlText w:val=""/>
-      <w:lvlJc w:val="left"/>
-      <w:pPr>
-        <w:ind w:left="4320" w:hanging="360"/>
-      </w:pPr>
-      <w:rPr>
-        <w:rFonts w:ascii="Wingdings" w:hAnsi="Wingdings" w:cs="Wingdings" w:hint="default"/>
-      </w:rPr>
-    </w:lvl>
-    <w:lvl w:ilvl="6">
-      <w:numFmt w:val="bullet"/>
-      <w:lvlText w:val=""/>
-      <w:lvlJc w:val="left"/>
-      <w:pPr>
-        <w:ind w:left="5040" w:hanging="360"/>
-      </w:pPr>
-      <w:rPr>
-        <w:rFonts w:ascii="Symbol" w:hAnsi="Symbol" w:cs="Symbol" w:hint="default"/>
-      </w:rPr>
-    </w:lvl>
-    <w:lvl w:ilvl="7">
-      <w:numFmt w:val="bullet"/>
-      <w:lvlText w:val="o"/>
-      <w:lvlJc w:val="left"/>
-      <w:pPr>
-        <w:ind w:left="5760" w:hanging="360"/>
-      </w:pPr>
-      <w:rPr>
-        <w:rFonts w:ascii="Courier New" w:hAnsi="Courier New" w:cs="Courier New" w:hint="default"/>
-      </w:rPr>
-    </w:lvl>
-    <w:lvl w:ilvl="8">
-      <w:numFmt w:val="bullet"/>
-      <w:lvlText w:val=""/>
-      <w:lvlJc w:val="left"/>
-      <w:pPr>
-        <w:ind w:left="6480" w:hanging="360"/>
-      </w:pPr>
-      <w:rPr>
-        <w:rFonts w:ascii="Wingdings" w:hAnsi="Wingdings" w:cs="Wingdings" w:hint="default"/>
-      </w:rPr>
-    </w:lvl>
-  </w:abstractNum>
   <w:num w:numId="1000">
     <w:abstractNumId w:val="990"/>
-  </w:num>
-  <w:num w:numId="1001">
-    <w:abstractNumId w:val="991"/>
-  </w:num>
-  <w:num w:numId="1002">
-    <w:abstractNumId w:val="991"/>
   </w:num>
 </w:numbering>
 </file>
